--- a/6th_semester/Конструирование по/laba7/Отчёт_КПО_7_new.docx
+++ b/6th_semester/Конструирование по/laba7/Отчёт_КПО_7_new.docx
@@ -4,7 +4,7 @@
   <w:body>
     <w:p>
       <w:pPr>
-        <w:pStyle w:val="896"/>
+        <w:pStyle w:val="913"/>
         <w:suppressLineNumbers w:val="false"/>
         <w:pBdr/>
         <w:spacing/>
@@ -37,7 +37,7 @@
     </w:p>
     <w:p>
       <w:pPr>
-        <w:pStyle w:val="896"/>
+        <w:pStyle w:val="913"/>
         <w:suppressLineNumbers w:val="false"/>
         <w:pBdr/>
         <w:spacing/>
@@ -70,7 +70,7 @@
     </w:p>
     <w:p>
       <w:pPr>
-        <w:pStyle w:val="896"/>
+        <w:pStyle w:val="913"/>
         <w:suppressLineNumbers w:val="false"/>
         <w:pBdr/>
         <w:spacing/>
@@ -103,7 +103,7 @@
     </w:p>
     <w:p>
       <w:pPr>
-        <w:pStyle w:val="896"/>
+        <w:pStyle w:val="913"/>
         <w:suppressLineNumbers w:val="false"/>
         <w:pBdr/>
         <w:spacing/>
@@ -144,7 +144,7 @@
     </w:p>
     <w:p>
       <w:pPr>
-        <w:pStyle w:val="896"/>
+        <w:pStyle w:val="913"/>
         <w:suppressLineNumbers w:val="false"/>
         <w:pBdr/>
         <w:spacing/>
@@ -219,7 +219,7 @@
           </w:tcPr>
           <w:p>
             <w:pPr>
-              <w:pStyle w:val="896"/>
+              <w:pStyle w:val="913"/>
               <w:suppressLineNumbers w:val="false"/>
               <w:pBdr/>
               <w:spacing/>
@@ -264,7 +264,7 @@
           </w:tcPr>
           <w:p>
             <w:pPr>
-              <w:pStyle w:val="896"/>
+              <w:pStyle w:val="913"/>
               <w:suppressLineNumbers w:val="false"/>
               <w:pBdr/>
               <w:spacing/>
@@ -309,7 +309,7 @@
           </w:tcPr>
           <w:p>
             <w:pPr>
-              <w:pStyle w:val="896"/>
+              <w:pStyle w:val="913"/>
               <w:suppressLineNumbers w:val="false"/>
               <w:pBdr/>
               <w:spacing/>
@@ -354,7 +354,7 @@
           </w:tcPr>
           <w:p>
             <w:pPr>
-              <w:pStyle w:val="896"/>
+              <w:pStyle w:val="913"/>
               <w:suppressLineNumbers w:val="false"/>
               <w:pBdr/>
               <w:spacing/>
@@ -471,7 +471,7 @@
     </w:p>
     <w:p>
       <w:pPr>
-        <w:pStyle w:val="896"/>
+        <w:pStyle w:val="913"/>
         <w:suppressLineNumbers w:val="false"/>
         <w:pBdr/>
         <w:spacing w:line="300" w:lineRule="auto"/>
@@ -523,6 +523,13 @@
           <w:szCs w:val="28"/>
         </w:rPr>
         <w:t xml:space="preserve">7</w:t>
+      </w:r>
+      <w:r>
+        <w:rPr>
+          <w:rFonts w:eastAsia="Times New Roman" w:cs="Times New Roman"/>
+          <w:color w:val="auto"/>
+          <w:szCs w:val="28"/>
+        </w:rPr>
       </w:r>
       <w:r>
         <w:rPr>
@@ -570,7 +577,7 @@
           </w:tcPr>
           <w:p>
             <w:pPr>
-              <w:pStyle w:val="896"/>
+              <w:pStyle w:val="913"/>
               <w:suppressLineNumbers w:val="false"/>
               <w:pBdr/>
               <w:spacing w:line="300" w:lineRule="auto"/>
@@ -615,7 +622,7 @@
           </w:tcPr>
           <w:p>
             <w:pPr>
-              <w:pStyle w:val="896"/>
+              <w:pStyle w:val="913"/>
               <w:suppressLineNumbers w:val="false"/>
               <w:pBdr/>
               <w:spacing w:line="300" w:lineRule="auto"/>
@@ -864,7 +871,7 @@
           </w:tcPr>
           <w:p>
             <w:pPr>
-              <w:pStyle w:val="896"/>
+              <w:pStyle w:val="913"/>
               <w:suppressLineNumbers w:val="false"/>
               <w:pBdr/>
               <w:spacing w:line="300" w:lineRule="auto"/>
@@ -904,7 +911,7 @@
           </w:tcPr>
           <w:p>
             <w:pPr>
-              <w:pStyle w:val="896"/>
+              <w:pStyle w:val="913"/>
               <w:suppressLineNumbers w:val="false"/>
               <w:pBdr/>
               <w:spacing w:line="300" w:lineRule="auto"/>
@@ -942,7 +949,7 @@
           </w:tcPr>
           <w:p>
             <w:pPr>
-              <w:pStyle w:val="896"/>
+              <w:pStyle w:val="913"/>
               <w:suppressLineNumbers w:val="false"/>
               <w:pBdr/>
               <w:spacing w:line="300" w:lineRule="auto"/>
@@ -981,7 +988,7 @@
           </w:tcPr>
           <w:p>
             <w:pPr>
-              <w:pStyle w:val="896"/>
+              <w:pStyle w:val="913"/>
               <w:suppressLineNumbers w:val="false"/>
               <w:pBdr/>
               <w:spacing w:line="300" w:lineRule="auto"/>
@@ -1020,7 +1027,7 @@
           </w:tcPr>
           <w:p>
             <w:pPr>
-              <w:pStyle w:val="896"/>
+              <w:pStyle w:val="913"/>
               <w:suppressLineNumbers w:val="false"/>
               <w:pBdr/>
               <w:spacing w:line="300" w:lineRule="auto"/>
@@ -1078,7 +1085,7 @@
           </w:tcPr>
           <w:p>
             <w:pPr>
-              <w:pStyle w:val="896"/>
+              <w:pStyle w:val="913"/>
               <w:suppressLineNumbers w:val="false"/>
               <w:pBdr/>
               <w:spacing w:line="300" w:lineRule="auto"/>
@@ -1116,7 +1123,7 @@
           </w:tcPr>
           <w:p>
             <w:pPr>
-              <w:pStyle w:val="896"/>
+              <w:pStyle w:val="913"/>
               <w:suppressLineNumbers w:val="false"/>
               <w:pBdr/>
               <w:spacing w:line="300" w:lineRule="auto"/>
@@ -1154,7 +1161,7 @@
           </w:tcPr>
           <w:p>
             <w:pPr>
-              <w:pStyle w:val="896"/>
+              <w:pStyle w:val="913"/>
               <w:suppressLineNumbers w:val="false"/>
               <w:pBdr/>
               <w:spacing w:line="300" w:lineRule="auto"/>
@@ -1202,7 +1209,7 @@
           </w:tcPr>
           <w:p>
             <w:pPr>
-              <w:pStyle w:val="896"/>
+              <w:pStyle w:val="913"/>
               <w:suppressLineNumbers w:val="false"/>
               <w:pBdr/>
               <w:spacing w:line="300" w:lineRule="auto"/>
@@ -1249,7 +1256,7 @@
           </w:tcPr>
           <w:p>
             <w:pPr>
-              <w:pStyle w:val="896"/>
+              <w:pStyle w:val="913"/>
               <w:suppressLineNumbers w:val="false"/>
               <w:pBdr/>
               <w:spacing w:line="300" w:lineRule="auto"/>
@@ -1302,7 +1309,7 @@
           </w:tcPr>
           <w:p>
             <w:pPr>
-              <w:pStyle w:val="896"/>
+              <w:pStyle w:val="913"/>
               <w:suppressLineNumbers w:val="false"/>
               <w:pBdr/>
               <w:spacing w:line="300" w:lineRule="auto"/>
@@ -1342,7 +1349,7 @@
           </w:tcPr>
           <w:p>
             <w:pPr>
-              <w:pStyle w:val="896"/>
+              <w:pStyle w:val="913"/>
               <w:suppressLineNumbers w:val="false"/>
               <w:pBdr/>
               <w:spacing w:line="300" w:lineRule="auto"/>
@@ -1400,7 +1407,7 @@
           </w:tcPr>
           <w:p>
             <w:pPr>
-              <w:pStyle w:val="896"/>
+              <w:pStyle w:val="913"/>
               <w:suppressLineNumbers w:val="false"/>
               <w:pBdr/>
               <w:spacing w:line="300" w:lineRule="auto"/>
@@ -1438,7 +1445,7 @@
           </w:tcPr>
           <w:p>
             <w:pPr>
-              <w:pStyle w:val="896"/>
+              <w:pStyle w:val="913"/>
               <w:suppressLineNumbers w:val="false"/>
               <w:pBdr/>
               <w:spacing w:line="300" w:lineRule="auto"/>
@@ -1477,7 +1484,7 @@
           </w:tcPr>
           <w:p>
             <w:pPr>
-              <w:pStyle w:val="896"/>
+              <w:pStyle w:val="913"/>
               <w:suppressLineNumbers w:val="false"/>
               <w:pBdr/>
               <w:spacing w:line="300" w:lineRule="auto"/>
@@ -1516,7 +1523,7 @@
           </w:tcPr>
           <w:p>
             <w:pPr>
-              <w:pStyle w:val="896"/>
+              <w:pStyle w:val="913"/>
               <w:suppressLineNumbers w:val="false"/>
               <w:pBdr/>
               <w:spacing w:line="300" w:lineRule="auto"/>
@@ -1561,7 +1568,7 @@
           </w:tcPr>
           <w:p>
             <w:pPr>
-              <w:pStyle w:val="896"/>
+              <w:pStyle w:val="913"/>
               <w:suppressLineNumbers w:val="false"/>
               <w:pBdr/>
               <w:spacing w:line="300" w:lineRule="auto"/>
@@ -1599,7 +1606,7 @@
           </w:tcPr>
           <w:p>
             <w:pPr>
-              <w:pStyle w:val="896"/>
+              <w:pStyle w:val="913"/>
               <w:suppressLineNumbers w:val="false"/>
               <w:pBdr/>
               <w:spacing w:line="300" w:lineRule="auto"/>
@@ -1647,7 +1654,7 @@
           </w:tcPr>
           <w:p>
             <w:pPr>
-              <w:pStyle w:val="896"/>
+              <w:pStyle w:val="913"/>
               <w:suppressLineNumbers w:val="false"/>
               <w:pBdr/>
               <w:spacing w:line="300" w:lineRule="auto"/>
@@ -1685,7 +1692,7 @@
           </w:tcPr>
           <w:p>
             <w:pPr>
-              <w:pStyle w:val="896"/>
+              <w:pStyle w:val="913"/>
               <w:suppressLineNumbers w:val="false"/>
               <w:pBdr/>
               <w:spacing w:line="300" w:lineRule="auto"/>
@@ -1733,7 +1740,7 @@
           </w:tcPr>
           <w:p>
             <w:pPr>
-              <w:pStyle w:val="896"/>
+              <w:pStyle w:val="913"/>
               <w:suppressLineNumbers w:val="false"/>
               <w:pBdr/>
               <w:spacing w:line="300" w:lineRule="auto"/>
@@ -1780,7 +1787,7 @@
           </w:tcPr>
           <w:p>
             <w:pPr>
-              <w:pStyle w:val="896"/>
+              <w:pStyle w:val="913"/>
               <w:suppressLineNumbers w:val="false"/>
               <w:pBdr/>
               <w:spacing w:line="300" w:lineRule="auto"/>
@@ -2036,7 +2043,7 @@
     </w:p>
     <w:p>
       <w:pPr>
-        <w:pStyle w:val="920"/>
+        <w:pStyle w:val="937"/>
         <w:suppressLineNumbers w:val="false"/>
         <w:pBdr/>
         <w:spacing/>
@@ -2104,6 +2111,7 @@
           <w:szCs w:val="28"/>
         </w:rPr>
       </w:r>
+      <w:r/>
     </w:p>
     <w:p>
       <w:pPr>
@@ -2128,6 +2136,7 @@
           <w:szCs w:val="28"/>
         </w:rPr>
       </w:r>
+      <w:r/>
     </w:p>
     <w:p>
       <w:pPr>
@@ -2143,7 +2152,7 @@
           <w:sz w:val="28"/>
           <w:szCs w:val="28"/>
         </w:rPr>
-        <w:t xml:space="preserve">Выбрать архитектурный паттерн и реализовать в коде (реализовать только связи между классами и модулями, для сервисной и микросервисной архитекторы будет достаточно только структуры проектов (приложений/сервисов) и связей между ними, бизнес логику писать не </w:t>
+        <w:t xml:space="preserve">В</w:t>
       </w:r>
       <w:r>
         <w:rPr>
@@ -2151,6 +2160,14 @@
           <w:sz w:val="28"/>
           <w:szCs w:val="28"/>
         </w:rPr>
+        <w:t xml:space="preserve">ыбрать архитектурный паттерн и реализовать в коде (реализовать только связи между классами и модулями, для сервисной и микросервисной архитекторы будет достаточно только структуры проектов (приложений/сервисов) и связей между ними, бизнес логику писать не </w:t>
+      </w:r>
+      <w:r>
+        <w:rPr>
+          <w:rFonts w:ascii="Times New Roman" w:hAnsi="Times New Roman" w:eastAsia="Times New Roman" w:cs="Times New Roman"/>
+          <w:sz w:val="28"/>
+          <w:szCs w:val="28"/>
+        </w:rPr>
         <w:t xml:space="preserve">нужно). В отчёте необходимо обосновать выбор реализованного шаблона в виде ADR (Architecture Decision Record).</w:t>
       </w:r>
       <w:r>
@@ -2160,6 +2177,7 @@
           <w:szCs w:val="28"/>
         </w:rPr>
       </w:r>
+      <w:r/>
     </w:p>
     <w:p>
       <w:pPr>
@@ -2184,6 +2202,7 @@
           <w:szCs w:val="28"/>
         </w:rPr>
       </w:r>
+      <w:r/>
     </w:p>
     <w:p>
       <w:pPr>
@@ -2199,7 +2218,7 @@
           <w:sz w:val="28"/>
           <w:szCs w:val="28"/>
         </w:rPr>
-        <w:t xml:space="preserve">Реализовать в коде минимум три паттерна проектирования (по меньшей мере по одному для каждого вида). Построить UML-диаграмму классов для написанного кода и поместить в отчёт. Также в отчёте необходимо обосновать выбор реализованных паттернов проектирования </w:t>
+        <w:t xml:space="preserve">Р</w:t>
       </w:r>
       <w:r>
         <w:rPr>
@@ -2207,6 +2226,14 @@
           <w:sz w:val="28"/>
           <w:szCs w:val="28"/>
         </w:rPr>
+        <w:t xml:space="preserve">еализовать в коде минимум три паттерна проектирования (по меньшей мере по одному для каждого вида). Построить UML-диаграмму классов для написанного кода и поместить в отчёт. Также в отчёте необходимо обосновать выбор реализованных паттернов проектирования </w:t>
+      </w:r>
+      <w:r>
+        <w:rPr>
+          <w:rFonts w:ascii="Times New Roman" w:hAnsi="Times New Roman" w:eastAsia="Times New Roman" w:cs="Times New Roman"/>
+          <w:sz w:val="28"/>
+          <w:szCs w:val="28"/>
+        </w:rPr>
         <w:t xml:space="preserve">и привести 3 примера паттернов, которые в данном случае было бы использовать нецелесообразно (по одному примеру на каждый вид паттернов).</w:t>
       </w:r>
       <w:r>
@@ -2216,6 +2243,7 @@
           <w:szCs w:val="28"/>
         </w:rPr>
       </w:r>
+      <w:r/>
     </w:p>
     <w:p>
       <w:pPr>
@@ -2240,6 +2268,7 @@
           <w:szCs w:val="28"/>
         </w:rPr>
       </w:r>
+      <w:r/>
     </w:p>
     <w:p>
       <w:pPr>
@@ -2264,10 +2293,11 @@
           <w:szCs w:val="28"/>
         </w:rPr>
       </w:r>
+      <w:r/>
     </w:p>
     <w:p>
       <w:pPr>
-        <w:pStyle w:val="920"/>
+        <w:pStyle w:val="937"/>
         <w:suppressLineNumbers w:val="false"/>
         <w:pBdr/>
         <w:spacing/>
@@ -2297,7 +2327,7 @@
     </w:p>
     <w:p>
       <w:pPr>
-        <w:pStyle w:val="927"/>
+        <w:pStyle w:val="944"/>
         <w:numPr>
           <w:ilvl w:val="0"/>
           <w:numId w:val="4"/>
@@ -2317,7 +2347,7 @@
     </w:p>
     <w:p>
       <w:pPr>
-        <w:pStyle w:val="927"/>
+        <w:pStyle w:val="944"/>
         <w:numPr>
           <w:ilvl w:val="0"/>
           <w:numId w:val="4"/>
@@ -2349,7 +2379,7 @@
     </w:p>
     <w:p>
       <w:pPr>
-        <w:pStyle w:val="927"/>
+        <w:pStyle w:val="944"/>
         <w:numPr>
           <w:ilvl w:val="0"/>
           <w:numId w:val="4"/>
@@ -2369,7 +2399,7 @@
     </w:p>
     <w:p>
       <w:pPr>
-        <w:pStyle w:val="927"/>
+        <w:pStyle w:val="944"/>
         <w:numPr>
           <w:ilvl w:val="0"/>
           <w:numId w:val="4"/>
@@ -2401,7 +2431,7 @@
     </w:p>
     <w:p>
       <w:pPr>
-        <w:pStyle w:val="927"/>
+        <w:pStyle w:val="944"/>
         <w:numPr>
           <w:ilvl w:val="0"/>
           <w:numId w:val="4"/>
@@ -2430,7 +2460,7 @@
     </w:p>
     <w:p>
       <w:pPr>
-        <w:pStyle w:val="927"/>
+        <w:pStyle w:val="944"/>
         <w:numPr>
           <w:ilvl w:val="0"/>
           <w:numId w:val="4"/>
@@ -2462,7 +2492,7 @@
     </w:p>
     <w:p>
       <w:pPr>
-        <w:pStyle w:val="927"/>
+        <w:pStyle w:val="944"/>
         <w:numPr>
           <w:ilvl w:val="0"/>
           <w:numId w:val="4"/>
@@ -2497,7 +2527,7 @@
     </w:p>
     <w:p>
       <w:pPr>
-        <w:pStyle w:val="927"/>
+        <w:pStyle w:val="944"/>
         <w:numPr>
           <w:ilvl w:val="0"/>
           <w:numId w:val="4"/>
@@ -2517,7 +2547,7 @@
     </w:p>
     <w:p>
       <w:pPr>
-        <w:pStyle w:val="927"/>
+        <w:pStyle w:val="944"/>
         <w:numPr>
           <w:ilvl w:val="0"/>
           <w:numId w:val="4"/>
@@ -2534,7 +2564,7 @@
     </w:p>
     <w:p>
       <w:pPr>
-        <w:pStyle w:val="927"/>
+        <w:pStyle w:val="944"/>
         <w:numPr>
           <w:ilvl w:val="0"/>
           <w:numId w:val="4"/>
@@ -2554,7 +2584,7 @@
     </w:p>
     <w:p>
       <w:pPr>
-        <w:pStyle w:val="927"/>
+        <w:pStyle w:val="944"/>
         <w:numPr>
           <w:ilvl w:val="0"/>
           <w:numId w:val="4"/>
@@ -2574,7 +2604,7 @@
     </w:p>
     <w:p>
       <w:pPr>
-        <w:pStyle w:val="927"/>
+        <w:pStyle w:val="944"/>
         <w:numPr>
           <w:ilvl w:val="0"/>
           <w:numId w:val="13"/>
@@ -2606,11 +2636,10 @@
         <w:t xml:space="preserve">;</w:t>
       </w:r>
       <w:r/>
-      <w:r/>
     </w:p>
     <w:p>
       <w:pPr>
-        <w:pStyle w:val="927"/>
+        <w:pStyle w:val="944"/>
         <w:numPr>
           <w:ilvl w:val="0"/>
           <w:numId w:val="13"/>
@@ -2627,11 +2656,10 @@
         <w:t xml:space="preserve">;</w:t>
       </w:r>
       <w:r/>
-      <w:r/>
     </w:p>
     <w:p>
       <w:pPr>
-        <w:pStyle w:val="927"/>
+        <w:pStyle w:val="944"/>
         <w:numPr>
           <w:ilvl w:val="0"/>
           <w:numId w:val="13"/>
@@ -2645,11 +2673,10 @@
         <w:t xml:space="preserve">по меньшей мере тремя способами обеспечить повышение безопасности проекта;</w:t>
       </w:r>
       <w:r/>
-      <w:r/>
     </w:p>
     <w:p>
       <w:pPr>
-        <w:pStyle w:val="927"/>
+        <w:pStyle w:val="944"/>
         <w:numPr>
           <w:ilvl w:val="0"/>
           <w:numId w:val="13"/>
@@ -2666,11 +2693,10 @@
         <w:t xml:space="preserve">;</w:t>
       </w:r>
       <w:r/>
-      <w:r/>
     </w:p>
     <w:p>
       <w:pPr>
-        <w:pStyle w:val="927"/>
+        <w:pStyle w:val="944"/>
         <w:numPr>
           <w:ilvl w:val="0"/>
           <w:numId w:val="4"/>
@@ -2716,7 +2742,7 @@
     </w:p>
     <w:p>
       <w:pPr>
-        <w:pStyle w:val="927"/>
+        <w:pStyle w:val="944"/>
         <w:numPr>
           <w:ilvl w:val="0"/>
           <w:numId w:val="4"/>
@@ -2762,7 +2788,7 @@
     </w:p>
     <w:p>
       <w:pPr>
-        <w:pStyle w:val="927"/>
+        <w:pStyle w:val="944"/>
         <w:numPr>
           <w:ilvl w:val="0"/>
           <w:numId w:val="4"/>
@@ -2799,7 +2825,7 @@
     </w:p>
     <w:p>
       <w:pPr>
-        <w:pStyle w:val="920"/>
+        <w:pStyle w:val="937"/>
         <w:pBdr/>
         <w:spacing/>
         <w:ind/>
@@ -2834,7 +2860,7 @@
     </w:p>
     <w:p>
       <w:pPr>
-        <w:pStyle w:val="920"/>
+        <w:pStyle w:val="937"/>
         <w:numPr>
           <w:ilvl w:val="1"/>
           <w:numId w:val="6"/>
@@ -2926,7 +2952,7 @@
     </w:p>
     <w:p>
       <w:pPr>
-        <w:pStyle w:val="920"/>
+        <w:pStyle w:val="937"/>
         <w:numPr>
           <w:ilvl w:val="1"/>
           <w:numId w:val="6"/>
@@ -2976,7 +3002,7 @@
     </w:p>
     <w:p>
       <w:pPr>
-        <w:pStyle w:val="927"/>
+        <w:pStyle w:val="944"/>
         <w:pBdr/>
         <w:spacing w:after="0" w:before="0" w:line="360" w:lineRule="auto"/>
         <w:ind w:right="0" w:firstLine="720" w:left="0"/>
@@ -2995,7 +3021,7 @@
     </w:p>
     <w:p>
       <w:pPr>
-        <w:pStyle w:val="927"/>
+        <w:pStyle w:val="944"/>
         <w:pBdr/>
         <w:spacing w:after="0" w:before="0" w:line="360" w:lineRule="auto"/>
         <w:ind w:right="0" w:firstLine="720" w:left="0"/>
@@ -3014,7 +3040,7 @@
     </w:p>
     <w:p>
       <w:pPr>
-        <w:pStyle w:val="927"/>
+        <w:pStyle w:val="944"/>
         <w:pBdr/>
         <w:spacing w:after="0" w:before="0" w:line="360" w:lineRule="auto"/>
         <w:ind w:right="0" w:firstLine="720" w:left="0"/>
@@ -3033,7 +3059,7 @@
     </w:p>
     <w:p>
       <w:pPr>
-        <w:pStyle w:val="927"/>
+        <w:pStyle w:val="944"/>
         <w:pBdr/>
         <w:spacing w:after="0" w:before="0" w:line="360" w:lineRule="auto"/>
         <w:ind w:right="0" w:firstLine="720" w:left="0"/>
@@ -3052,7 +3078,7 @@
     </w:p>
     <w:p>
       <w:pPr>
-        <w:pStyle w:val="927"/>
+        <w:pStyle w:val="944"/>
         <w:pBdr/>
         <w:spacing w:after="0" w:before="0" w:line="360" w:lineRule="auto"/>
         <w:ind w:right="0" w:firstLine="720" w:left="0"/>
@@ -3071,7 +3097,7 @@
     </w:p>
     <w:p>
       <w:pPr>
-        <w:pStyle w:val="921"/>
+        <w:pStyle w:val="938"/>
         <w:numPr>
           <w:ilvl w:val="1"/>
           <w:numId w:val="6"/>
@@ -3121,7 +3147,7 @@
     </w:p>
     <w:p>
       <w:pPr>
-        <w:pStyle w:val="927"/>
+        <w:pStyle w:val="944"/>
         <w:pBdr/>
         <w:spacing w:after="0" w:before="0" w:line="360" w:lineRule="auto"/>
         <w:ind w:right="0" w:firstLine="735" w:left="0"/>
@@ -3140,7 +3166,7 @@
     </w:p>
     <w:p>
       <w:pPr>
-        <w:pStyle w:val="927"/>
+        <w:pStyle w:val="944"/>
         <w:pBdr/>
         <w:spacing w:after="0" w:before="0" w:line="360" w:lineRule="auto"/>
         <w:ind w:right="0" w:firstLine="735" w:left="0"/>
@@ -3159,7 +3185,7 @@
     </w:p>
     <w:p>
       <w:pPr>
-        <w:pStyle w:val="920"/>
+        <w:pStyle w:val="937"/>
         <w:pBdr/>
         <w:spacing/>
         <w:ind/>
@@ -3227,7 +3253,7 @@
     </w:p>
     <w:p>
       <w:pPr>
-        <w:pStyle w:val="927"/>
+        <w:pStyle w:val="944"/>
         <w:pBdr/>
         <w:spacing w:after="0" w:before="0" w:line="360" w:lineRule="auto"/>
         <w:ind w:right="0" w:firstLine="720" w:left="0"/>
@@ -3246,7 +3272,7 @@
     </w:p>
     <w:p>
       <w:pPr>
-        <w:pStyle w:val="927"/>
+        <w:pStyle w:val="944"/>
         <w:pBdr/>
         <w:spacing w:after="0" w:before="0" w:line="360" w:lineRule="auto"/>
         <w:ind w:right="0" w:firstLine="720" w:left="0"/>
@@ -3363,7 +3389,7 @@
     </w:p>
     <w:p>
       <w:pPr>
-        <w:pStyle w:val="920"/>
+        <w:pStyle w:val="937"/>
         <w:pBdr/>
         <w:spacing/>
         <w:ind/>
@@ -4077,7 +4103,7 @@
     </w:p>
     <w:p>
       <w:pPr>
-        <w:pStyle w:val="927"/>
+        <w:pStyle w:val="944"/>
         <w:pBdr/>
         <w:spacing/>
         <w:ind/>
@@ -4110,7 +4136,7 @@
     </w:p>
     <w:p>
       <w:pPr>
-        <w:pStyle w:val="927"/>
+        <w:pStyle w:val="944"/>
         <w:pBdr/>
         <w:spacing/>
         <w:ind/>
@@ -4143,7 +4169,7 @@
     </w:p>
     <w:p>
       <w:pPr>
-        <w:pStyle w:val="927"/>
+        <w:pStyle w:val="944"/>
         <w:pBdr/>
         <w:spacing/>
         <w:ind/>
@@ -4240,7 +4266,7 @@
     </w:p>
     <w:p>
       <w:pPr>
-        <w:pStyle w:val="927"/>
+        <w:pStyle w:val="944"/>
         <w:pBdr/>
         <w:spacing/>
         <w:ind/>
@@ -4273,7 +4299,7 @@
     </w:p>
     <w:p>
       <w:pPr>
-        <w:pStyle w:val="927"/>
+        <w:pStyle w:val="944"/>
         <w:pBdr/>
         <w:spacing/>
         <w:ind/>
@@ -4306,7 +4332,7 @@
     </w:p>
     <w:p>
       <w:pPr>
-        <w:pStyle w:val="927"/>
+        <w:pStyle w:val="944"/>
         <w:pBdr/>
         <w:spacing/>
         <w:ind/>
@@ -4339,7 +4365,7 @@
     </w:p>
     <w:p>
       <w:pPr>
-        <w:pStyle w:val="927"/>
+        <w:pStyle w:val="944"/>
         <w:pBdr/>
         <w:spacing/>
         <w:ind/>
@@ -4436,7 +4462,7 @@
     </w:p>
     <w:p>
       <w:pPr>
-        <w:pStyle w:val="927"/>
+        <w:pStyle w:val="944"/>
         <w:pBdr/>
         <w:spacing/>
         <w:ind/>
@@ -4469,7 +4495,7 @@
     </w:p>
     <w:p>
       <w:pPr>
-        <w:pStyle w:val="927"/>
+        <w:pStyle w:val="944"/>
         <w:pBdr/>
         <w:spacing/>
         <w:ind/>
@@ -4502,7 +4528,7 @@
     </w:p>
     <w:p>
       <w:pPr>
-        <w:pStyle w:val="927"/>
+        <w:pStyle w:val="944"/>
         <w:pBdr/>
         <w:spacing/>
         <w:ind/>
@@ -4535,7 +4561,7 @@
     </w:p>
     <w:p>
       <w:pPr>
-        <w:pStyle w:val="927"/>
+        <w:pStyle w:val="944"/>
         <w:pBdr/>
         <w:spacing/>
         <w:ind/>
@@ -4568,7 +4594,7 @@
     </w:p>
     <w:p>
       <w:pPr>
-        <w:pStyle w:val="927"/>
+        <w:pStyle w:val="944"/>
         <w:pBdr/>
         <w:spacing/>
         <w:ind/>
@@ -4601,7 +4627,7 @@
     </w:p>
     <w:p>
       <w:pPr>
-        <w:pStyle w:val="927"/>
+        <w:pStyle w:val="944"/>
         <w:pBdr/>
         <w:spacing/>
         <w:ind/>
@@ -4698,7 +4724,7 @@
     </w:p>
     <w:p>
       <w:pPr>
-        <w:pStyle w:val="927"/>
+        <w:pStyle w:val="944"/>
         <w:pBdr/>
         <w:spacing/>
         <w:ind/>
@@ -4731,7 +4757,7 @@
     </w:p>
     <w:p>
       <w:pPr>
-        <w:pStyle w:val="927"/>
+        <w:pStyle w:val="944"/>
         <w:pBdr/>
         <w:spacing/>
         <w:ind/>
@@ -4764,7 +4790,7 @@
     </w:p>
     <w:p>
       <w:pPr>
-        <w:pStyle w:val="927"/>
+        <w:pStyle w:val="944"/>
         <w:pBdr/>
         <w:spacing/>
         <w:ind/>
@@ -4861,7 +4887,7 @@
     </w:p>
     <w:p>
       <w:pPr>
-        <w:pStyle w:val="927"/>
+        <w:pStyle w:val="944"/>
         <w:pBdr/>
         <w:spacing/>
         <w:ind/>
@@ -4894,7 +4920,7 @@
     </w:p>
     <w:p>
       <w:pPr>
-        <w:pStyle w:val="927"/>
+        <w:pStyle w:val="944"/>
         <w:pBdr/>
         <w:spacing/>
         <w:ind/>
@@ -4927,7 +4953,7 @@
     </w:p>
     <w:p>
       <w:pPr>
-        <w:pStyle w:val="927"/>
+        <w:pStyle w:val="944"/>
         <w:pBdr/>
         <w:spacing/>
         <w:ind/>
@@ -4960,7 +4986,7 @@
     </w:p>
     <w:p>
       <w:pPr>
-        <w:pStyle w:val="927"/>
+        <w:pStyle w:val="944"/>
         <w:pBdr/>
         <w:spacing/>
         <w:ind/>
@@ -5057,7 +5083,7 @@
     </w:p>
     <w:p>
       <w:pPr>
-        <w:pStyle w:val="927"/>
+        <w:pStyle w:val="944"/>
         <w:pBdr/>
         <w:spacing/>
         <w:ind/>
@@ -5090,7 +5116,7 @@
     </w:p>
     <w:p>
       <w:pPr>
-        <w:pStyle w:val="927"/>
+        <w:pStyle w:val="944"/>
         <w:pBdr/>
         <w:spacing/>
         <w:ind/>
@@ -5123,7 +5149,7 @@
     </w:p>
     <w:p>
       <w:pPr>
-        <w:pStyle w:val="927"/>
+        <w:pStyle w:val="944"/>
         <w:pBdr/>
         <w:spacing/>
         <w:ind/>
@@ -5156,7 +5182,7 @@
     </w:p>
     <w:p>
       <w:pPr>
-        <w:pStyle w:val="920"/>
+        <w:pStyle w:val="937"/>
         <w:numPr>
           <w:ilvl w:val="1"/>
           <w:numId w:val="6"/>
@@ -5210,7 +5236,7 @@
     </w:p>
     <w:p>
       <w:pPr>
-        <w:pStyle w:val="927"/>
+        <w:pStyle w:val="944"/>
         <w:pBdr/>
         <w:spacing w:after="0" w:before="0" w:line="360" w:lineRule="auto"/>
         <w:ind w:right="0" w:firstLine="720" w:left="0"/>
@@ -5229,7 +5255,7 @@
     </w:p>
     <w:p>
       <w:pPr>
-        <w:pStyle w:val="927"/>
+        <w:pStyle w:val="944"/>
         <w:pBdr/>
         <w:spacing w:after="0" w:before="0" w:line="360" w:lineRule="auto"/>
         <w:ind w:right="0" w:firstLine="720" w:left="0"/>
@@ -5248,7 +5274,7 @@
     </w:p>
     <w:p>
       <w:pPr>
-        <w:pStyle w:val="927"/>
+        <w:pStyle w:val="944"/>
         <w:pBdr/>
         <w:spacing w:after="0" w:before="0" w:line="360" w:lineRule="auto"/>
         <w:ind w:right="0" w:firstLine="720" w:left="0"/>
@@ -5267,7 +5293,7 @@
     </w:p>
     <w:p>
       <w:pPr>
-        <w:pStyle w:val="927"/>
+        <w:pStyle w:val="944"/>
         <w:pBdr/>
         <w:spacing w:after="0" w:before="0" w:line="360" w:lineRule="auto"/>
         <w:ind w:right="0" w:firstLine="720" w:left="0"/>
@@ -5286,7 +5312,7 @@
     </w:p>
     <w:p>
       <w:pPr>
-        <w:pStyle w:val="927"/>
+        <w:pStyle w:val="944"/>
         <w:pBdr/>
         <w:spacing w:after="0" w:before="0" w:line="360" w:lineRule="auto"/>
         <w:ind w:right="0" w:firstLine="720" w:left="0"/>
@@ -5305,7 +5331,7 @@
     </w:p>
     <w:p>
       <w:pPr>
-        <w:pStyle w:val="920"/>
+        <w:pStyle w:val="937"/>
         <w:numPr>
           <w:ilvl w:val="1"/>
           <w:numId w:val="6"/>
@@ -5362,7 +5388,7 @@
     </w:p>
     <w:p>
       <w:pPr>
-        <w:pStyle w:val="927"/>
+        <w:pStyle w:val="944"/>
         <w:pBdr/>
         <w:spacing w:after="0" w:before="0" w:line="360" w:lineRule="auto"/>
         <w:ind w:right="0" w:firstLine="720" w:left="0"/>
@@ -5381,7 +5407,7 @@
     </w:p>
     <w:p>
       <w:pPr>
-        <w:pStyle w:val="927"/>
+        <w:pStyle w:val="944"/>
         <w:pBdr/>
         <w:spacing w:after="0" w:before="0" w:line="360" w:lineRule="auto"/>
         <w:ind w:right="0" w:firstLine="720" w:left="0"/>
@@ -5400,7 +5426,7 @@
     </w:p>
     <w:p>
       <w:pPr>
-        <w:pStyle w:val="927"/>
+        <w:pStyle w:val="944"/>
         <w:pBdr/>
         <w:spacing w:after="0" w:before="0" w:line="360" w:lineRule="auto"/>
         <w:ind w:right="0" w:firstLine="720" w:left="0"/>
@@ -5419,7 +5445,7 @@
     </w:p>
     <w:p>
       <w:pPr>
-        <w:pStyle w:val="927"/>
+        <w:pStyle w:val="944"/>
         <w:pBdr/>
         <w:spacing w:after="0" w:before="0" w:line="360" w:lineRule="auto"/>
         <w:ind w:right="0" w:firstLine="720" w:left="0"/>
@@ -5438,7 +5464,7 @@
     </w:p>
     <w:p>
       <w:pPr>
-        <w:pStyle w:val="927"/>
+        <w:pStyle w:val="944"/>
         <w:pBdr/>
         <w:spacing w:after="0" w:before="0" w:line="360" w:lineRule="auto"/>
         <w:ind w:right="0" w:firstLine="720" w:left="0"/>
@@ -5457,7 +5483,7 @@
     </w:p>
     <w:p>
       <w:pPr>
-        <w:pStyle w:val="927"/>
+        <w:pStyle w:val="944"/>
         <w:pBdr/>
         <w:spacing w:after="0" w:before="0" w:line="360" w:lineRule="auto"/>
         <w:ind w:right="0" w:firstLine="720" w:left="0"/>
@@ -5476,7 +5502,7 @@
     </w:p>
     <w:p>
       <w:pPr>
-        <w:pStyle w:val="927"/>
+        <w:pStyle w:val="944"/>
         <w:pBdr/>
         <w:spacing w:after="0" w:before="0" w:line="360" w:lineRule="auto"/>
         <w:ind w:right="0" w:firstLine="720" w:left="0"/>
@@ -5495,7 +5521,7 @@
     </w:p>
     <w:p>
       <w:pPr>
-        <w:pStyle w:val="927"/>
+        <w:pStyle w:val="944"/>
         <w:pBdr/>
         <w:spacing w:after="0" w:before="0" w:line="360" w:lineRule="auto"/>
         <w:ind w:right="0" w:firstLine="720" w:left="0"/>
@@ -5514,7 +5540,7 @@
     </w:p>
     <w:p>
       <w:pPr>
-        <w:pStyle w:val="920"/>
+        <w:pStyle w:val="937"/>
         <w:numPr>
           <w:ilvl w:val="1"/>
           <w:numId w:val="6"/>
@@ -5560,7 +5586,7 @@
     </w:p>
     <w:p>
       <w:pPr>
-        <w:pStyle w:val="927"/>
+        <w:pStyle w:val="944"/>
         <w:pBdr/>
         <w:spacing w:after="0" w:before="0" w:line="360" w:lineRule="auto"/>
         <w:ind w:right="0" w:firstLine="720" w:left="0"/>
@@ -5579,7 +5605,7 @@
     </w:p>
     <w:p>
       <w:pPr>
-        <w:pStyle w:val="927"/>
+        <w:pStyle w:val="944"/>
         <w:pBdr/>
         <w:spacing w:after="0" w:before="0" w:line="360" w:lineRule="auto"/>
         <w:ind w:right="0" w:firstLine="720" w:left="0"/>
@@ -5598,7 +5624,7 @@
     </w:p>
     <w:p>
       <w:pPr>
-        <w:pStyle w:val="927"/>
+        <w:pStyle w:val="944"/>
         <w:pBdr/>
         <w:spacing w:after="0" w:before="0" w:line="360" w:lineRule="auto"/>
         <w:ind w:right="0" w:firstLine="720" w:left="0"/>
@@ -5617,7 +5643,7 @@
     </w:p>
     <w:p>
       <w:pPr>
-        <w:pStyle w:val="927"/>
+        <w:pStyle w:val="944"/>
         <w:pBdr/>
         <w:spacing w:after="0" w:before="0" w:line="360" w:lineRule="auto"/>
         <w:ind w:right="0" w:firstLine="720" w:left="0"/>
@@ -5636,7 +5662,7 @@
     </w:p>
     <w:p>
       <w:pPr>
-        <w:pStyle w:val="927"/>
+        <w:pStyle w:val="944"/>
         <w:pBdr/>
         <w:spacing w:after="0" w:before="0" w:line="360" w:lineRule="auto"/>
         <w:ind w:right="0" w:firstLine="720" w:left="0"/>
@@ -5655,7 +5681,7 @@
     </w:p>
     <w:p>
       <w:pPr>
-        <w:pStyle w:val="927"/>
+        <w:pStyle w:val="944"/>
         <w:pBdr/>
         <w:spacing w:after="0" w:before="0" w:line="360" w:lineRule="auto"/>
         <w:ind w:right="0" w:firstLine="720" w:left="0"/>
@@ -5674,7 +5700,7 @@
     </w:p>
     <w:p>
       <w:pPr>
-        <w:pStyle w:val="927"/>
+        <w:pStyle w:val="944"/>
         <w:pBdr/>
         <w:spacing w:after="0" w:before="0" w:line="360" w:lineRule="auto"/>
         <w:ind w:right="0" w:firstLine="720" w:left="0"/>
@@ -5693,7 +5719,7 @@
     </w:p>
     <w:p>
       <w:pPr>
-        <w:pStyle w:val="927"/>
+        <w:pStyle w:val="944"/>
         <w:pBdr/>
         <w:spacing w:after="0" w:before="0" w:line="360" w:lineRule="auto"/>
         <w:ind w:right="0" w:firstLine="720" w:left="0"/>
@@ -5712,7 +5738,7 @@
     </w:p>
     <w:p>
       <w:pPr>
-        <w:pStyle w:val="927"/>
+        <w:pStyle w:val="944"/>
         <w:pBdr/>
         <w:spacing w:after="0" w:before="0" w:line="360" w:lineRule="auto"/>
         <w:ind w:right="0" w:firstLine="720" w:left="0"/>
@@ -5731,7 +5757,7 @@
     </w:p>
     <w:p>
       <w:pPr>
-        <w:pStyle w:val="927"/>
+        <w:pStyle w:val="944"/>
         <w:pBdr/>
         <w:spacing w:after="0" w:before="0" w:line="360" w:lineRule="auto"/>
         <w:ind w:right="0" w:firstLine="720" w:left="0"/>
@@ -5750,7 +5776,7 @@
     </w:p>
     <w:p>
       <w:pPr>
-        <w:pStyle w:val="927"/>
+        <w:pStyle w:val="944"/>
         <w:pBdr/>
         <w:spacing w:after="0" w:before="0" w:line="360" w:lineRule="auto"/>
         <w:ind w:right="0" w:firstLine="720" w:left="0"/>
@@ -5769,7 +5795,7 @@
     </w:p>
     <w:p>
       <w:pPr>
-        <w:pStyle w:val="927"/>
+        <w:pStyle w:val="944"/>
         <w:pBdr/>
         <w:spacing w:after="0" w:before="0" w:line="360" w:lineRule="auto"/>
         <w:ind w:right="0" w:firstLine="720" w:left="0"/>
@@ -5788,7 +5814,7 @@
     </w:p>
     <w:p>
       <w:pPr>
-        <w:pStyle w:val="920"/>
+        <w:pStyle w:val="937"/>
         <w:numPr>
           <w:ilvl w:val="1"/>
           <w:numId w:val="6"/>
@@ -5834,7 +5860,7 @@
     </w:p>
     <w:p>
       <w:pPr>
-        <w:pStyle w:val="927"/>
+        <w:pStyle w:val="944"/>
         <w:pBdr/>
         <w:spacing w:after="0" w:before="0" w:line="360" w:lineRule="auto"/>
         <w:ind w:right="0" w:firstLine="720" w:left="0"/>
@@ -5897,7 +5923,7 @@
     </w:p>
     <w:p>
       <w:pPr>
-        <w:pStyle w:val="927"/>
+        <w:pStyle w:val="944"/>
         <w:pBdr/>
         <w:spacing w:after="0" w:before="0" w:line="360" w:lineRule="auto"/>
         <w:ind w:right="0" w:firstLine="720" w:left="0"/>
@@ -5916,7 +5942,7 @@
     </w:p>
     <w:p>
       <w:pPr>
-        <w:pStyle w:val="927"/>
+        <w:pStyle w:val="944"/>
         <w:pBdr/>
         <w:spacing w:after="0" w:before="0" w:line="360" w:lineRule="auto"/>
         <w:ind w:right="0" w:firstLine="720" w:left="0"/>
@@ -5952,7 +5978,7 @@
     </w:p>
     <w:p>
       <w:pPr>
-        <w:pStyle w:val="920"/>
+        <w:pStyle w:val="937"/>
         <w:pBdr/>
         <w:spacing/>
         <w:ind/>
@@ -6449,7 +6475,7 @@
     </w:p>
     <w:p>
       <w:pPr>
-        <w:pStyle w:val="927"/>
+        <w:pStyle w:val="944"/>
         <w:pBdr/>
         <w:spacing/>
         <w:ind/>
@@ -6467,7 +6493,7 @@
     </w:p>
     <w:p>
       <w:pPr>
-        <w:pStyle w:val="927"/>
+        <w:pStyle w:val="944"/>
         <w:pBdr/>
         <w:spacing/>
         <w:ind/>
@@ -6507,7 +6533,7 @@
     </w:p>
     <w:p>
       <w:pPr>
-        <w:pStyle w:val="927"/>
+        <w:pStyle w:val="944"/>
         <w:pBdr/>
         <w:spacing/>
         <w:ind/>
@@ -6525,7 +6551,7 @@
     </w:p>
     <w:p>
       <w:pPr>
-        <w:pStyle w:val="927"/>
+        <w:pStyle w:val="944"/>
         <w:pBdr/>
         <w:spacing/>
         <w:ind/>
@@ -6560,7 +6586,7 @@
     </w:p>
     <w:p>
       <w:pPr>
-        <w:pStyle w:val="927"/>
+        <w:pStyle w:val="944"/>
         <w:pBdr/>
         <w:spacing/>
         <w:ind/>
@@ -6578,7 +6604,7 @@
     </w:p>
     <w:p>
       <w:pPr>
-        <w:pStyle w:val="927"/>
+        <w:pStyle w:val="944"/>
         <w:pBdr/>
         <w:spacing/>
         <w:ind/>
@@ -6596,7 +6622,7 @@
     </w:p>
     <w:p>
       <w:pPr>
-        <w:pStyle w:val="927"/>
+        <w:pStyle w:val="944"/>
         <w:pBdr/>
         <w:spacing/>
         <w:ind/>
@@ -6669,10 +6695,18 @@
           <w:highlight w:val="none"/>
         </w:rPr>
       </w:r>
+      <w:r>
+        <w:rPr>
+          <w:rFonts w:ascii="Times New Roman" w:hAnsi="Times New Roman" w:eastAsia="Times New Roman" w:cs="Times New Roman"/>
+          <w:sz w:val="28"/>
+          <w:szCs w:val="28"/>
+          <w:highlight w:val="none"/>
+        </w:rPr>
+      </w:r>
     </w:p>
     <w:p>
       <w:pPr>
-        <w:pStyle w:val="920"/>
+        <w:pStyle w:val="937"/>
         <w:pBdr/>
         <w:spacing/>
         <w:ind/>
@@ -6718,7 +6752,7 @@
     </w:p>
     <w:p>
       <w:pPr>
-        <w:pStyle w:val="920"/>
+        <w:pStyle w:val="937"/>
         <w:numPr>
           <w:ilvl w:val="1"/>
           <w:numId w:val="6"/>
@@ -6866,7 +6900,7 @@
     </w:p>
     <w:p>
       <w:pPr>
-        <w:pStyle w:val="920"/>
+        <w:pStyle w:val="937"/>
         <w:numPr>
           <w:ilvl w:val="1"/>
           <w:numId w:val="6"/>
@@ -6998,7 +7032,7 @@
     </w:p>
     <w:p>
       <w:pPr>
-        <w:pStyle w:val="920"/>
+        <w:pStyle w:val="937"/>
         <w:numPr>
           <w:ilvl w:val="1"/>
           <w:numId w:val="6"/>
@@ -7046,7 +7080,6 @@
         <w:jc w:val="center"/>
         <w:rPr/>
       </w:pPr>
-      <w:r/>
       <w:r>
         <mc:AlternateContent>
           <mc:Choice Requires="wpg">
@@ -7117,7 +7150,6 @@
         </mc:AlternateContent>
       </w:r>
       <w:r/>
-      <w:r/>
     </w:p>
     <w:p>
       <w:pPr>
@@ -7165,7 +7197,7 @@
     </w:p>
     <w:p>
       <w:pPr>
-        <w:pStyle w:val="920"/>
+        <w:pStyle w:val="937"/>
         <w:numPr>
           <w:ilvl w:val="1"/>
           <w:numId w:val="6"/>
@@ -7223,7 +7255,7 @@
     </w:p>
     <w:p>
       <w:pPr>
-        <w:pStyle w:val="920"/>
+        <w:pStyle w:val="937"/>
         <w:numPr>
           <w:ilvl w:val="1"/>
           <w:numId w:val="6"/>
@@ -7271,7 +7303,6 @@
         <w:jc w:val="center"/>
         <w:rPr/>
       </w:pPr>
-      <w:r/>
       <w:r>
         <mc:AlternateContent>
           <mc:Choice Requires="wpg">
@@ -7342,7 +7373,6 @@
         </mc:AlternateContent>
       </w:r>
       <w:r/>
-      <w:r/>
     </w:p>
     <w:p>
       <w:pPr>
@@ -7398,7 +7428,7 @@
     </w:p>
     <w:p>
       <w:pPr>
-        <w:pStyle w:val="920"/>
+        <w:pStyle w:val="937"/>
         <w:numPr>
           <w:ilvl w:val="1"/>
           <w:numId w:val="6"/>
@@ -7446,7 +7476,6 @@
         <w:jc w:val="center"/>
         <w:rPr/>
       </w:pPr>
-      <w:r/>
       <w:r>
         <mc:AlternateContent>
           <mc:Choice Requires="wpg">
@@ -7517,29 +7546,28 @@
         </mc:AlternateContent>
       </w:r>
       <w:r/>
+    </w:p>
+    <w:p>
+      <w:pPr>
+        <w:pBdr/>
+        <w:spacing w:after="120" w:before="80" w:line="360" w:lineRule="auto"/>
+        <w:ind/>
+        <w:jc w:val="center"/>
+        <w:rPr/>
+      </w:pPr>
+      <w:r>
+        <w:rPr>
+          <w:rFonts w:ascii="Times New Roman" w:hAnsi="Times New Roman" w:eastAsia="Times New Roman" w:cs="Times New Roman"/>
+          <w:sz w:val="28"/>
+          <w:szCs w:val="28"/>
+        </w:rPr>
+        <w:t xml:space="preserve">Рисунок 4 – Диаграмма контекста C4 для вспомогательной подобласти (User Identity Context)</w:t>
+      </w:r>
       <w:r/>
     </w:p>
     <w:p>
       <w:pPr>
         <w:pBdr/>
-        <w:spacing w:after="120" w:before="80" w:line="360" w:lineRule="auto"/>
-        <w:ind/>
-        <w:jc w:val="center"/>
-        <w:rPr/>
-      </w:pPr>
-      <w:r>
-        <w:rPr>
-          <w:rFonts w:ascii="Times New Roman" w:hAnsi="Times New Roman" w:eastAsia="Times New Roman" w:cs="Times New Roman"/>
-          <w:sz w:val="28"/>
-          <w:szCs w:val="28"/>
-        </w:rPr>
-        <w:t xml:space="preserve">Рисунок 4 – Диаграмма контекста C4 для вспомогательной подобласти (User Identity Context)</w:t>
-      </w:r>
-      <w:r/>
-    </w:p>
-    <w:p>
-      <w:pPr>
-        <w:pBdr/>
         <w:spacing w:after="0" w:before="0" w:line="360" w:lineRule="auto"/>
         <w:ind w:firstLine="705"/>
         <w:jc w:val="both"/>
@@ -7589,11 +7617,18 @@
           <w:szCs w:val="28"/>
         </w:rPr>
       </w:r>
-      <w:r/>
+      <w:r>
+        <w:rPr>
+          <w:rFonts w:ascii="Times New Roman" w:hAnsi="Times New Roman" w:eastAsia="Times New Roman" w:cs="Times New Roman"/>
+          <w:sz w:val="28"/>
+          <w:szCs w:val="28"/>
+          <w:highlight w:val="none"/>
+        </w:rPr>
+      </w:r>
     </w:p>
     <w:p>
       <w:pPr>
-        <w:pStyle w:val="920"/>
+        <w:pStyle w:val="937"/>
         <w:pBdr/>
         <w:spacing/>
         <w:ind/>
@@ -7609,7 +7644,6 @@
         </w:rPr>
         <w:t xml:space="preserve">Паттерны проектирования</w:t>
       </w:r>
-      <w:r/>
       <w:r/>
     </w:p>
     <w:p>
@@ -7637,11 +7671,10 @@
         <w:t xml:space="preserve">ировании программного обеспечения. Паттерны не являются конкретным кодом, а представляют собой описание подхода, который можно адаптировать под нужды конкретного проекта. В системе NewNote реализованы три паттерна: поведенческий, структурный и порождающий.</w:t>
       </w:r>
       <w:r/>
-      <w:r/>
     </w:p>
     <w:p>
       <w:pPr>
-        <w:pStyle w:val="920"/>
+        <w:pStyle w:val="937"/>
         <w:numPr>
           <w:ilvl w:val="1"/>
           <w:numId w:val="6"/>
@@ -7662,7 +7695,6 @@
         <w:t xml:space="preserve">Поведенческий паттерн: Стратегия (Strategy)</w:t>
       </w:r>
       <w:r/>
-      <w:r/>
     </w:p>
     <w:p>
       <w:pPr>
@@ -7689,7 +7721,6 @@
         <w:t xml:space="preserve">и по одноразовому SMS-коду (OTP). Оба способа имеют общий интерфейс (метод authenticate), но принципиально разные алгоритмы проверки. Паттерн Стратегия позволяет инкапсулировать каждый алгоритм в отдельный класс и переключать их без изменения кода роутера.</w:t>
       </w:r>
       <w:r/>
-      <w:r/>
     </w:p>
     <w:p>
       <w:pPr>
@@ -7708,7 +7739,6 @@
         <w:t xml:space="preserve">Обоснование выбора. Паттерн Стратегия выбран, так как в системе присутствует несколько взаимозаменяемых алгоритмов аутентификации, которые не имеют общих пошаговых операций. Роутер (клиент) не должен зависеть от деталей реализации каждого способа входа.</w:t>
       </w:r>
       <w:r/>
-      <w:r/>
     </w:p>
     <w:p>
       <w:pPr>
@@ -7735,7 +7765,6 @@
         <w:t xml:space="preserve">il-аутентификации (проверка пароля bcrypt) и SMS-аутентификации (проверка OTP-кода и срока его действия) нет общей последовательности шагов, поэтому Шаблонный метод неприменим. Стратегия корректнее, так как алгоритмы независимы и полностью взаимозаменяемы.</w:t>
       </w:r>
       <w:r/>
-      <w:r/>
     </w:p>
     <w:p>
       <w:pPr>
@@ -7762,7 +7791,6 @@
         <w:t xml:space="preserve"> не Команда (Command). Паттерн Команда предназначен для инкапсуляции запроса как объекта с поддержкой отмены, очереди и журналирования. Аутентификация является немедленным действием без необходимости откладывать его или отменять, поэтому Команда избыточна.</w:t>
       </w:r>
       <w:r/>
-      <w:r/>
     </w:p>
     <w:p>
       <w:pPr>
@@ -7789,7 +7817,6 @@
         <w:t xml:space="preserve">ации: абстрактный класс AuthStrategy с методом authenticate(db, **kwargs), конкретные классы EmailAuthStrategy и SmsAuthStrategy, класс-контекст AuthContext, хранящий ссылку на стратегию и вызывающий её через метод login(). Файл: patterns/auth_strategy.py.</w:t>
       </w:r>
       <w:r/>
-      <w:r/>
     </w:p>
     <w:p>
       <w:pPr>
@@ -7808,7 +7835,6 @@
         <w:t xml:space="preserve">Диаграмма классов для паттерна Стратегия представлена на рисунке 5.</w:t>
       </w:r>
       <w:r/>
-      <w:r/>
     </w:p>
     <w:p>
       <w:pPr>
@@ -7818,7 +7844,6 @@
         <w:jc w:val="center"/>
         <w:rPr/>
       </w:pPr>
-      <w:r/>
       <w:r>
         <mc:AlternateContent>
           <mc:Choice Requires="wpg">
@@ -7889,33 +7914,28 @@
         </mc:AlternateContent>
       </w:r>
       <w:r/>
-      <w:r/>
-      <w:r/>
-      <w:r/>
+    </w:p>
+    <w:p>
+      <w:pPr>
+        <w:pBdr/>
+        <w:spacing w:after="120" w:before="80" w:line="360" w:lineRule="auto"/>
+        <w:ind/>
+        <w:jc w:val="center"/>
+        <w:rPr/>
+      </w:pPr>
+      <w:r>
+        <w:rPr>
+          <w:rFonts w:ascii="Times New Roman" w:hAnsi="Times New Roman" w:eastAsia="Times New Roman" w:cs="Times New Roman"/>
+          <w:sz w:val="28"/>
+          <w:szCs w:val="28"/>
+        </w:rPr>
+        <w:t xml:space="preserve">Рисунок 5 – Диаграмма классов: паттерн Стратегия (Strategy)</w:t>
+      </w:r>
       <w:r/>
     </w:p>
     <w:p>
       <w:pPr>
-        <w:pBdr/>
-        <w:spacing w:after="120" w:before="80" w:line="360" w:lineRule="auto"/>
-        <w:ind/>
-        <w:jc w:val="center"/>
-        <w:rPr/>
-      </w:pPr>
-      <w:r>
-        <w:rPr>
-          <w:rFonts w:ascii="Times New Roman" w:hAnsi="Times New Roman" w:eastAsia="Times New Roman" w:cs="Times New Roman"/>
-          <w:sz w:val="28"/>
-          <w:szCs w:val="28"/>
-        </w:rPr>
-        <w:t xml:space="preserve">Рисунок 5 – Диаграмма классов: паттерн Стратегия (Strategy)</w:t>
-      </w:r>
-      <w:r/>
-      <w:r/>
-    </w:p>
-    <w:p>
-      <w:pPr>
-        <w:pStyle w:val="920"/>
+        <w:pStyle w:val="937"/>
         <w:numPr>
           <w:ilvl w:val="1"/>
           <w:numId w:val="6"/>
@@ -7936,7 +7956,6 @@
         <w:t xml:space="preserve">Структурный паттерн: Репозиторий (Repository)</w:t>
       </w:r>
       <w:r/>
-      <w:r/>
     </w:p>
     <w:p>
       <w:pPr>
@@ -7963,7 +7982,6 @@
         <w:t xml:space="preserve">ым от бизнес-логики роутеров. До применения паттерна роутеры напрямую обращались к объекту Session SQLAlchemy, смешивая работу с базой данных и обработку HTTP-запросов. Это затрудняло тестирование: для unit-тестов роутеров требовалась реальная база данных.</w:t>
       </w:r>
       <w:r/>
-      <w:r/>
     </w:p>
     <w:p>
       <w:pPr>
@@ -7990,7 +8008,6 @@
         <w:t xml:space="preserve">диный интерфейс для работы с коллекцией объектов модели, скрывая детали хранилища. При необходимости реальный NoteRepository можно подменить тестовой заглушкой (InMemoryNoteRepository), реализующей тот же абстрактный интерфейс, без изменения кода роутеров.</w:t>
       </w:r>
       <w:r/>
-      <w:r/>
     </w:p>
     <w:p>
       <w:pPr>
@@ -8017,7 +8034,6 @@
         <w:t xml:space="preserve">сад предоставляет упрощённый интерфейс к сложной подсистеме, состоящей из нескольких классов. В данном случае подсистема одна (SQLAlchemy + модель Note), и цель – абстракция хранилища, а не упрощение сложной подсистемы. Это задача Репозитория, а не Фасада.</w:t>
       </w:r>
       <w:r/>
-      <w:r/>
     </w:p>
     <w:p>
       <w:pPr>
@@ -8036,7 +8052,6 @@
         <w:t xml:space="preserve">Почему не Декоратор (Decorator). Декоратор добавляет новое поведение существующему объекту, оборачивая его. Цель здесь – не расширить объект Session, а полностью скрыть его за стабильным интерфейсом. Декоратор не решает задачу изоляции хранилища.</w:t>
       </w:r>
       <w:r/>
-      <w:r/>
     </w:p>
     <w:p>
       <w:pPr>
@@ -8055,7 +8070,6 @@
         <w:t xml:space="preserve">Структура реализации: абстрактный класс AbstractNoteRepository с методами get_all, get_by_id, create, update, delete, конкретный класс NoteRepository, принимающий в конструктор объект Session. Файл: patterns/note_repository.py.</w:t>
       </w:r>
       <w:r/>
-      <w:r/>
     </w:p>
     <w:p>
       <w:pPr>
@@ -8074,7 +8088,6 @@
         <w:t xml:space="preserve">Диаграмма классов для паттерна Репозиторий представлена на рисунке 6.</w:t>
       </w:r>
       <w:r/>
-      <w:r/>
     </w:p>
     <w:p>
       <w:pPr>
@@ -8084,7 +8097,6 @@
         <w:jc w:val="center"/>
         <w:rPr/>
       </w:pPr>
-      <w:r/>
       <w:r>
         <mc:AlternateContent>
           <mc:Choice Requires="wpg">
@@ -8155,12 +8167,6 @@
         </mc:AlternateContent>
       </w:r>
       <w:r/>
-      <w:r/>
-      <w:r/>
-      <w:r/>
-      <w:r/>
-      <w:r/>
-      <w:r/>
     </w:p>
     <w:p>
       <w:pPr>
@@ -8196,11 +8202,10 @@
         <w:t xml:space="preserve">Репозиторий (Repository)</w:t>
       </w:r>
       <w:r/>
-      <w:r/>
     </w:p>
     <w:p>
       <w:pPr>
-        <w:pStyle w:val="920"/>
+        <w:pStyle w:val="937"/>
         <w:numPr>
           <w:ilvl w:val="1"/>
           <w:numId w:val="6"/>
@@ -8221,7 +8226,6 @@
         <w:t xml:space="preserve">Порождающий паттерн: Фабричный метод (Factory Method)</w:t>
       </w:r>
       <w:r/>
-      <w:r/>
     </w:p>
     <w:p>
       <w:pPr>
@@ -8248,7 +8252,6 @@
         <w:t xml:space="preserve">т заметки в разные форматы (plain text, JSON) через endpoint GET /notes/{id}/export?fmt=txt|json. С появлением новых форматов (например, Markdown) необходимо добавлять новые экспортёры без изменения существующего кода роутера, соблюдая принцип Open/Closed.</w:t>
       </w:r>
       <w:r/>
-      <w:r/>
     </w:p>
     <w:p>
       <w:pPr>
@@ -8275,7 +8278,6 @@
         <w:t xml:space="preserve">гику создания конкретного экспортёра из роутера в специализированные фабрики. Добавление нового формата требует только создания нового класса-экспортёра и новой фабрики, и регистрации её в реестре _FACTORIES, без изменения роутера или существующих классов.</w:t>
       </w:r>
       <w:r/>
-      <w:r/>
     </w:p>
     <w:p>
       <w:pPr>
@@ -8302,7 +8304,6 @@
         <w:t xml:space="preserve"> создания семейств взаимосвязанных объектов (например, кнопка + форма + диалог одной темы UI). Здесь порождается только один тип объекта — экспортёр — без семейства связанных продуктов. Абстрактная фабрика создаёт излишнюю иерархию без практической пользы.</w:t>
       </w:r>
       <w:r/>
-      <w:r/>
     </w:p>
     <w:p>
       <w:pPr>
@@ -8321,7 +8322,6 @@
         <w:t xml:space="preserve">Почему не Строитель (Builder). Строитель предназначен для пошагового конструирования сложных объектов с множеством параметров. Экспортёры просты (не требуют пошаговой сборки), поэтому Строитель был бы избыточным усложнением.</w:t>
       </w:r>
       <w:r/>
-      <w:r/>
     </w:p>
     <w:p>
       <w:pPr>
@@ -8348,7 +8348,6 @@
         <w:t xml:space="preserve">абстрактный создатель NoteExporterFactory (фабричный метод create_exporter), конкретные создатели PlainTextExporterFactory и JsonExporterFactory, реестр фабрик _FACTORIES и вспомогательная функция get_exporter_factory(fmt). Файл: patterns/note_exporter.py.</w:t>
       </w:r>
       <w:r/>
-      <w:r/>
     </w:p>
     <w:p>
       <w:pPr>
@@ -8367,7 +8366,6 @@
         <w:t xml:space="preserve">Диаграмма классов для паттерна Фабричный метод представлена на рисунке 7.</w:t>
       </w:r>
       <w:r/>
-      <w:r/>
     </w:p>
     <w:p>
       <w:pPr>
@@ -8377,7 +8375,6 @@
         <w:jc w:val="center"/>
         <w:rPr/>
       </w:pPr>
-      <w:r/>
       <w:r>
         <mc:AlternateContent>
           <mc:Choice Requires="wpg">
@@ -8448,8 +8445,6 @@
         </mc:AlternateContent>
       </w:r>
       <w:r/>
-      <w:r/>
-      <w:r/>
     </w:p>
     <w:p>
       <w:pPr>
@@ -8476,11 +8471,10 @@
         <w:t xml:space="preserve">Рисунок 7 – Диаграмма классов: паттерн Фабричный метод (Factory Method)</w:t>
       </w:r>
       <w:r/>
-      <w:r/>
     </w:p>
     <w:p>
       <w:pPr>
-        <w:pStyle w:val="920"/>
+        <w:pStyle w:val="937"/>
         <w:pBdr/>
         <w:spacing/>
         <w:ind/>
@@ -8496,7 +8490,6 @@
         </w:rPr>
         <w:t xml:space="preserve">Реализация принципов SOLID</w:t>
       </w:r>
-      <w:r/>
       <w:r/>
     </w:p>
     <w:p>
@@ -8524,11 +8517,10 @@
         <w:t xml:space="preserve">тируемым и сопровождаемым. В ходе рефакторинга кода NewNote реализованы пять принципов SOLID. Структура проекта была реорганизована: вместо плоской папки с файлами введены пакеты auth/, notes/ и interfaces/, что позволило явно разграничить ответственности.</w:t>
       </w:r>
       <w:r/>
-      <w:r/>
     </w:p>
     <w:p>
       <w:pPr>
-        <w:pStyle w:val="920"/>
+        <w:pStyle w:val="937"/>
         <w:numPr>
           <w:ilvl w:val="1"/>
           <w:numId w:val="6"/>
@@ -8549,7 +8541,6 @@
         <w:t xml:space="preserve">Принцип единственной ответственности (SRP)</w:t>
       </w:r>
       <w:r/>
-      <w:r/>
     </w:p>
     <w:p>
       <w:pPr>
@@ -8568,7 +8559,6 @@
         <w:t xml:space="preserve">Принцип единственной ответственности (Single Responsibility Principle): каждый класс (модуль) должен иметь только одну причину для изменения.</w:t>
       </w:r>
       <w:r/>
-      <w:r/>
     </w:p>
     <w:p>
       <w:pPr>
@@ -8595,7 +8585,6 @@
         <w:t xml:space="preserve">— хэширование паролей, создание JWT-токенов и генерацию OTP-кодов. Каждая из этих функций имела свою причину для изменения: смена алгоритма хэширования не должна затрагивать логику токенов, а изменение длины OTP-кода не должно затрагивать ни то, ни другое.</w:t>
       </w:r>
       <w:r/>
-      <w:r/>
     </w:p>
     <w:p>
       <w:pPr>
@@ -8614,11 +8603,10 @@
         <w:t xml:space="preserve">После рефакторинга: auth_utils.py разбит на три специализированных класса:</w:t>
       </w:r>
       <w:r/>
-      <w:r/>
     </w:p>
     <w:p>
       <w:pPr>
-        <w:pStyle w:val="927"/>
+        <w:pStyle w:val="944"/>
         <w:pBdr/>
         <w:spacing w:after="0" w:before="0" w:line="360" w:lineRule="auto"/>
         <w:ind w:right="0" w:firstLine="720" w:left="0"/>
@@ -8643,7 +8631,7 @@
     </w:p>
     <w:p>
       <w:pPr>
-        <w:pStyle w:val="927"/>
+        <w:pStyle w:val="944"/>
         <w:pBdr/>
         <w:spacing w:after="0" w:before="0" w:line="360" w:lineRule="auto"/>
         <w:ind w:right="0" w:firstLine="720" w:left="0"/>
@@ -8668,7 +8656,7 @@
     </w:p>
     <w:p>
       <w:pPr>
-        <w:pStyle w:val="927"/>
+        <w:pStyle w:val="944"/>
         <w:pBdr/>
         <w:spacing w:after="0" w:before="0" w:line="360" w:lineRule="auto"/>
         <w:ind w:right="0" w:firstLine="720" w:left="0"/>
@@ -8717,11 +8705,10 @@
         <w:t xml:space="preserve">Аналогично, модели User и Note разнесены по пакетам (auth/models.py и notes/models.py), а каждый роутер (auth/router.py, notes/router.py) отвечает исключительно за маршрутизацию HTTP-запросов, делегируя всю логику сервисам и репозиторию.</w:t>
       </w:r>
       <w:r/>
-      <w:r/>
     </w:p>
     <w:p>
       <w:pPr>
-        <w:pStyle w:val="920"/>
+        <w:pStyle w:val="937"/>
         <w:numPr>
           <w:ilvl w:val="1"/>
           <w:numId w:val="6"/>
@@ -8742,7 +8729,6 @@
         <w:t xml:space="preserve">Принцип открытости/закрытости (OCP)</w:t>
       </w:r>
       <w:r/>
-      <w:r/>
     </w:p>
     <w:p>
       <w:pPr>
@@ -8761,7 +8747,6 @@
         <w:t xml:space="preserve">Принцип открытости/закрытости (Open/Closed Principle): программные сущности должны быть открыты для расширения, но закрыты для модификации.</w:t>
       </w:r>
       <w:r/>
-      <w:r/>
     </w:p>
     <w:p>
       <w:pPr>
@@ -8788,7 +8773,6 @@
         <w:t xml:space="preserve"> аутентификации. При добавлении нового способа входа (например, OAuth2) необходимо лишь создать новый подкласс AuthStrategy — существующий код роутера и класса AuthContext остаётся неизменным, что и означает «закрыт для модификации, открыт для расширения».</w:t>
       </w:r>
       <w:r/>
-      <w:r/>
     </w:p>
     <w:p>
       <w:pPr>
@@ -8807,11 +8791,10 @@
         <w:t xml:space="preserve">Аналогично реализованы NoteExporter и NoteExporterFactory из предыдущей работы (patterns/): добавление нового формата экспорта (например, Markdown) требует только нового класса, не изменяя существующих.</w:t>
       </w:r>
       <w:r/>
-      <w:r/>
     </w:p>
     <w:p>
       <w:pPr>
-        <w:pStyle w:val="920"/>
+        <w:pStyle w:val="937"/>
         <w:numPr>
           <w:ilvl w:val="1"/>
           <w:numId w:val="6"/>
@@ -8832,7 +8815,6 @@
         <w:t xml:space="preserve">Принцип подстановки Лисков (LSP)</w:t>
       </w:r>
       <w:r/>
-      <w:r/>
     </w:p>
     <w:p>
       <w:pPr>
@@ -8851,7 +8833,6 @@
         <w:t xml:space="preserve">Принцип подстановки Лисков (Liskov Substitution Principle): объекты подклассов должны быть полностью взаимозаменяемы с объектами базового класса без нарушения корректности программы.</w:t>
       </w:r>
       <w:r/>
-      <w:r/>
     </w:p>
     <w:p>
       <w:pPr>
@@ -8878,11 +8859,10 @@
         <w:t xml:space="preserve">ная стратегия передана. Подстановка одной стратегии другой не меняет поведения AuthContext. Аналогично, NoteRepository реализует интерфейсы INoteReader и INoteWriter и может быть заменён тестовой заглушкой InMemoryNoteRepository без изменения кода роутера.</w:t>
       </w:r>
       <w:r/>
-      <w:r/>
     </w:p>
     <w:p>
       <w:pPr>
-        <w:pStyle w:val="920"/>
+        <w:pStyle w:val="937"/>
         <w:numPr>
           <w:ilvl w:val="1"/>
           <w:numId w:val="6"/>
@@ -8903,7 +8883,6 @@
         <w:t xml:space="preserve">Принцип разделения интерфейсов (ISP)</w:t>
       </w:r>
       <w:r/>
-      <w:r/>
     </w:p>
     <w:p>
       <w:pPr>
@@ -8922,7 +8901,6 @@
         <w:t xml:space="preserve">Принцип разделения интерфейсов (Interface Segregation Principle): клиенты не должны зависеть от методов, которые они не используют.</w:t>
       </w:r>
       <w:r/>
-      <w:r/>
     </w:p>
     <w:p>
       <w:pPr>
@@ -8941,7 +8919,6 @@
         <w:t xml:space="preserve">До рефакторинга: AbstractNoteRepository объединял все методы — get_all, get_by_id, create, update, delete — в одном интерфейсе. Клиент, которому нужно только читать заметки (например, функция экспорта), всё равно зависел от методов записи.</w:t>
       </w:r>
       <w:r/>
-      <w:r/>
     </w:p>
     <w:p>
       <w:pPr>
@@ -8960,11 +8937,10 @@
         <w:t xml:space="preserve">После рефакторинга: интерфейс разделён на два в пакете interfaces/:</w:t>
       </w:r>
       <w:r/>
-      <w:r/>
     </w:p>
     <w:p>
       <w:pPr>
-        <w:pStyle w:val="927"/>
+        <w:pStyle w:val="944"/>
         <w:pBdr/>
         <w:spacing w:after="0" w:before="0" w:line="360" w:lineRule="auto"/>
         <w:ind w:right="0" w:firstLine="720" w:left="0"/>
@@ -8980,11 +8956,10 @@
         <w:t xml:space="preserve">INoteReader (interfaces/i_note_reader.py) — только get_all() и get_by_id(). Клиенты, которым нужно только чтение, зависят исключительно от этого интерфейса;</w:t>
       </w:r>
       <w:r/>
-      <w:r/>
     </w:p>
     <w:p>
       <w:pPr>
-        <w:pStyle w:val="927"/>
+        <w:pStyle w:val="944"/>
         <w:pBdr/>
         <w:spacing w:after="0" w:before="0" w:line="360" w:lineRule="auto"/>
         <w:ind w:right="0" w:firstLine="720" w:left="0"/>
@@ -9000,7 +8975,6 @@
         <w:t xml:space="preserve">INoteWriter (interfaces/i_note_writer.py) — только create(), update(), delete(). Клиенты-писатели зависят только от него.</w:t>
       </w:r>
       <w:r/>
-      <w:r/>
     </w:p>
     <w:p>
       <w:pPr>
@@ -9019,11 +8993,10 @@
         <w:t xml:space="preserve">В роутере notes/router.py функции аннотированы типами INoteReader и INoteWriter соответственно: функция list_notes получает INoteReader, функция create_note — INoteWriter. Это явно выражает намерения и исключает нежелательные зависимости.</w:t>
       </w:r>
       <w:r/>
-      <w:r/>
     </w:p>
     <w:p>
       <w:pPr>
-        <w:pStyle w:val="920"/>
+        <w:pStyle w:val="937"/>
         <w:numPr>
           <w:ilvl w:val="1"/>
           <w:numId w:val="6"/>
@@ -9044,7 +9017,6 @@
         <w:t xml:space="preserve">Принцип инверсии зависимостей (DIP)</w:t>
       </w:r>
       <w:r/>
-      <w:r/>
     </w:p>
     <w:p>
       <w:pPr>
@@ -9063,7 +9035,6 @@
         <w:t xml:space="preserve">Принцип инверсии зависимостей (Dependency Inversion Principle): высокоуровневые модули не должны зависеть от низкоуровневых — оба должны зависеть от абстракций.</w:t>
       </w:r>
       <w:r/>
-      <w:r/>
     </w:p>
     <w:p>
       <w:pPr>
@@ -9090,11 +9061,10 @@
         <w:t xml:space="preserve"> _get_reader() и _get_writer() и «внедряется» через параметры FastAPI-зависимостей. При необходимости конкретный NoteRepository можно заменить тестовой заглушкой или реализацией поверх другого хранилища (Redis, файловая система) без изменения кода роутера.</w:t>
       </w:r>
       <w:r/>
-      <w:r/>
     </w:p>
     <w:p>
       <w:pPr>
-        <w:pStyle w:val="920"/>
+        <w:pStyle w:val="937"/>
         <w:pBdr/>
         <w:spacing/>
         <w:ind/>
@@ -9110,7 +9080,6 @@
         </w:rPr>
         <w:t xml:space="preserve">Реализация принципов организации компонентов</w:t>
       </w:r>
-      <w:r/>
       <w:r/>
     </w:p>
     <w:p>
@@ -9138,11 +9107,10 @@
         <w:t xml:space="preserve">и компонентов делятся на две группы: принципы связности компонентов (определяют, что входит в компонент) и принципы сочетаемости компонентов (определяют, как компоненты зависят друг от друга). В проекте NewNote реализованы по два принципа из каждой группы.</w:t>
       </w:r>
       <w:r/>
-      <w:r/>
     </w:p>
     <w:p>
       <w:pPr>
-        <w:pStyle w:val="920"/>
+        <w:pStyle w:val="937"/>
         <w:numPr>
           <w:ilvl w:val="1"/>
           <w:numId w:val="6"/>
@@ -9163,7 +9131,6 @@
         <w:t xml:space="preserve">Принципы связности компонентов</w:t>
       </w:r>
       <w:r/>
-      <w:r/>
     </w:p>
     <w:p>
       <w:pPr>
@@ -9182,7 +9149,6 @@
         <w:t xml:space="preserve">Принцип общего замыкания (CCP — Common Closure Principle): в компонент должны входить классы, которые изменяются по одним и тем же причинам и в одно и то же время. Тогда при изменении требований затрагивается минимальное количество компонентов.</w:t>
       </w:r>
       <w:r/>
-      <w:r/>
     </w:p>
     <w:p>
       <w:pPr>
@@ -9201,11 +9167,10 @@
         <w:t xml:space="preserve">Реализация CCP в NewNote:</w:t>
       </w:r>
       <w:r/>
-      <w:r/>
     </w:p>
     <w:p>
       <w:pPr>
-        <w:pStyle w:val="927"/>
+        <w:pStyle w:val="944"/>
         <w:pBdr/>
         <w:spacing w:after="0" w:before="0" w:line="360" w:lineRule="auto"/>
         <w:ind w:right="0" w:firstLine="720" w:left="0"/>
@@ -9229,11 +9194,10 @@
         <w:t xml:space="preserve">ющиеся при изменении способа аутентификации: router.py, strategies.py, password_service.py, token_service.py, otp_service.py, models.py, schemas.py. Если заказчик попросит добавить OAuth2 или изменить срок действия токена, затронут будет только этот пакет;</w:t>
       </w:r>
       <w:r/>
-      <w:r/>
     </w:p>
     <w:p>
       <w:pPr>
-        <w:pStyle w:val="927"/>
+        <w:pStyle w:val="944"/>
         <w:pBdr/>
         <w:spacing w:after="0" w:before="0" w:line="360" w:lineRule="auto"/>
         <w:ind w:right="0" w:firstLine="720" w:left="0"/>
@@ -9249,7 +9213,6 @@
         <w:t xml:space="preserve">пакет notes/ объединяет всё, что изменяется при изменении функциональности заметок: router.py, repository.py, models.py, schemas.py. Изменение полей заметки или добавление нового эндпоинта затрагивает только notes/.</w:t>
       </w:r>
       <w:r/>
-      <w:r/>
     </w:p>
     <w:p>
       <w:pPr>
@@ -9276,7 +9239,6 @@
         <w:t xml:space="preserve"> Common Reuse Principle): классы в компоненте используются вместе. Клиент, использующий один класс из компонента, неявно зависит от всех классов компонента. Поэтому в компоненте должны находиться только те классы, которые действительно используются вместе.</w:t>
       </w:r>
       <w:r/>
-      <w:r/>
     </w:p>
     <w:p>
       <w:pPr>
@@ -9303,11 +9265,10 @@
         <w:t xml:space="preserve">клиент (notes/router.py и notes/repository.py) использует вместе как единое целое. Не включены в interfaces/ никакие конкретные реализации, модели, схемы или утилиты. Клиент, зависящий от interfaces/, не притягивает нежелательных транзитивных зависимостей.</w:t>
       </w:r>
       <w:r/>
-      <w:r/>
     </w:p>
     <w:p>
       <w:pPr>
-        <w:pStyle w:val="920"/>
+        <w:pStyle w:val="937"/>
         <w:numPr>
           <w:ilvl w:val="1"/>
           <w:numId w:val="6"/>
@@ -9328,7 +9289,6 @@
         <w:t xml:space="preserve">Принципы сочетаемости компонентов</w:t>
       </w:r>
       <w:r/>
-      <w:r/>
     </w:p>
     <w:p>
       <w:pPr>
@@ -9355,7 +9315,6 @@
         <w:t xml:space="preserve">ческих зависимостей (ADP — Acyclic Dependencies Principle): в графе зависимостей между компонентами не должно быть циклов. Цикл приводит к тому, что компоненты становятся неразрывно связаны и не могут быть собраны, протестированы или задеплоены независимо.</w:t>
       </w:r>
       <w:r/>
-      <w:r/>
     </w:p>
     <w:p>
       <w:pPr>
@@ -9374,11 +9333,10 @@
         <w:t xml:space="preserve">Реализация ADP в NewNote: граф зависимостей между пакетами образует направленный ациклический граф (DAG):</w:t>
       </w:r>
       <w:r/>
-      <w:r/>
     </w:p>
     <w:p>
       <w:pPr>
-        <w:pStyle w:val="927"/>
+        <w:pStyle w:val="944"/>
         <w:pBdr/>
         <w:spacing w:after="0" w:before="0" w:line="360" w:lineRule="auto"/>
         <w:ind w:right="0" w:firstLine="720" w:left="0"/>
@@ -9394,11 +9352,10 @@
         <w:t xml:space="preserve">notes/ → interfaces/ (repository.py реализует INoteReader, INoteWriter);</w:t>
       </w:r>
       <w:r/>
-      <w:r/>
     </w:p>
     <w:p>
       <w:pPr>
-        <w:pStyle w:val="927"/>
+        <w:pStyle w:val="944"/>
         <w:pBdr/>
         <w:spacing w:after="0" w:before="0" w:line="360" w:lineRule="auto"/>
         <w:ind w:right="0" w:firstLine="720" w:left="0"/>
@@ -9414,11 +9371,10 @@
         <w:t xml:space="preserve">auth/ → interfaces/ (опционально, для расширения);</w:t>
       </w:r>
       <w:r/>
-      <w:r/>
     </w:p>
     <w:p>
       <w:pPr>
-        <w:pStyle w:val="927"/>
+        <w:pStyle w:val="944"/>
         <w:pBdr/>
         <w:spacing w:after="0" w:before="0" w:line="360" w:lineRule="auto"/>
         <w:ind w:right="0" w:firstLine="720" w:left="0"/>
@@ -9434,11 +9390,10 @@
         <w:t xml:space="preserve">notes/ → database/ (получение Session);</w:t>
       </w:r>
       <w:r/>
-      <w:r/>
     </w:p>
     <w:p>
       <w:pPr>
-        <w:pStyle w:val="927"/>
+        <w:pStyle w:val="944"/>
         <w:pBdr/>
         <w:spacing w:after="0" w:before="0" w:line="360" w:lineRule="auto"/>
         <w:ind w:right="0" w:firstLine="720" w:left="0"/>
@@ -9454,7 +9409,6 @@
         <w:t xml:space="preserve">auth/ → database/ (получение Session).</w:t>
       </w:r>
       <w:r/>
-      <w:r/>
     </w:p>
     <w:p>
       <w:pPr>
@@ -9473,7 +9427,6 @@
         <w:t xml:space="preserve">Циклов нет: interfaces/ ни от кого не зависит; notes/ зависит от interfaces/, но не наоборот; auth/ зависит от database/, но не от notes/. Каждый пакет можно скомпилировать, протестировать и задеплоить независимо, что соответствует требованию ADP.</w:t>
       </w:r>
       <w:r/>
-      <w:r/>
     </w:p>
     <w:p>
       <w:pPr>
@@ -9500,7 +9453,6 @@
         <w:t xml:space="preserve">encies Principle): компоненты должны зависеть только от более стабильных компонентов. Стабильность определяется как отношение входящих зависимостей к суммарным: I = Fan-out / (Fan-in + Fan-out), где I=0 — максимально стабилен, I=1 — максимально нестабилен.</w:t>
       </w:r>
       <w:r/>
-      <w:r/>
     </w:p>
     <w:p>
       <w:pPr>
@@ -9519,11 +9471,10 @@
         <w:t xml:space="preserve">Реализация SDP в NewNote:</w:t>
       </w:r>
       <w:r/>
-      <w:r/>
     </w:p>
     <w:p>
       <w:pPr>
-        <w:pStyle w:val="927"/>
+        <w:pStyle w:val="944"/>
         <w:pBdr/>
         <w:spacing w:after="0" w:before="0" w:line="360" w:lineRule="auto"/>
         <w:ind w:right="0" w:firstLine="720" w:left="0"/>
@@ -9539,11 +9490,10 @@
         <w:t xml:space="preserve">interfaces/ — наиболее стабильный компонент (I≈0): на него ссылаются notes/ и auth/, но сам он ни от кого не зависит. Именно от этого компонента зависят все volatile-компоненты;</w:t>
       </w:r>
       <w:r/>
-      <w:r/>
     </w:p>
     <w:p>
       <w:pPr>
-        <w:pStyle w:val="927"/>
+        <w:pStyle w:val="944"/>
         <w:pBdr/>
         <w:spacing w:after="0" w:before="0" w:line="360" w:lineRule="auto"/>
         <w:ind w:right="0" w:firstLine="720" w:left="0"/>
@@ -9559,11 +9509,10 @@
         <w:t xml:space="preserve">notes/router.py — наиболее нестабильный модуль (I≈1): зависит от interfaces/, database/, auth/, schemas. Зависит только в направлении более стабильных компонентов, что соответствует SDP;</w:t>
       </w:r>
       <w:r/>
-      <w:r/>
     </w:p>
     <w:p>
       <w:pPr>
-        <w:pStyle w:val="927"/>
+        <w:pStyle w:val="944"/>
         <w:pBdr/>
         <w:spacing w:after="0" w:before="0" w:line="360" w:lineRule="auto"/>
         <w:ind w:right="0" w:firstLine="720" w:left="0"/>
@@ -9579,11 +9528,10 @@
         <w:t xml:space="preserve">database.py — стабильный компонент (I≈0): ни от кого не зависит внутри проекта, зависит только от внешней библиотеки SQLAlchemy.</w:t>
       </w:r>
       <w:r/>
-      <w:r/>
     </w:p>
     <w:p>
       <w:pPr>
-        <w:pStyle w:val="920"/>
+        <w:pStyle w:val="937"/>
         <w:pBdr/>
         <w:spacing/>
         <w:ind/>
@@ -9599,7 +9547,6 @@
         </w:rPr>
         <w:t xml:space="preserve">Диаграммы кода и компонентов нотации C4</w:t>
       </w:r>
-      <w:r/>
       <w:r/>
     </w:p>
     <w:p>
@@ -9627,7 +9574,6 @@
         <w:t xml:space="preserve"> диаграмма компонентов нотации C4 (Level 3). Диаграмма отображает компоненты внутри контейнера NewNote Backend, их ответственности и зависимости. Каждый компонент соответствует пакету Python. В скобках рядом с каждым модулем указаны реализованные принципы.</w:t>
       </w:r>
       <w:r/>
-      <w:r/>
     </w:p>
     <w:p>
       <w:pPr>
@@ -9637,7 +9583,6 @@
         <w:jc w:val="center"/>
         <w:rPr/>
       </w:pPr>
-      <w:r/>
       <w:r>
         <mc:AlternateContent>
           <mc:Choice Requires="wpg">
@@ -9708,8 +9653,6 @@
         </mc:AlternateContent>
       </w:r>
       <w:r/>
-      <w:r/>
-      <w:r/>
     </w:p>
     <w:p>
       <w:pPr>
@@ -9728,7 +9671,6 @@
         <w:t xml:space="preserve">Рисунок 8 – Диаграмма компонентов C4 (Level 3)</w:t>
       </w:r>
       <w:r/>
-      <w:r/>
     </w:p>
     <w:p>
       <w:pPr>
@@ -9755,7 +9697,6 @@
         <w:t xml:space="preserve">содержит всё, связанное с заметками. Компонент database.py является стабильной инфраструктурной зависимостью. Стрелки показывают направление зависимостей, соответствующее принципам ADP и SDP: зависимости направлены от нестабильных компонентов к стабильным.</w:t>
       </w:r>
       <w:r/>
-      <w:r/>
     </w:p>
     <w:p>
       <w:pPr>
@@ -9774,7 +9715,6 @@
         <w:t xml:space="preserve">На рисунке 9 представлена диаграмма кода C4 (Level 4) для компонента auth/. Диаграмма показывает ключевые классы внутри компонента, их иерархию и взаимосвязи.</w:t>
       </w:r>
       <w:r/>
-      <w:r/>
     </w:p>
     <w:p>
       <w:pPr>
@@ -9784,7 +9724,6 @@
         <w:jc w:val="center"/>
         <w:rPr/>
       </w:pPr>
-      <w:r/>
       <w:r>
         <mc:AlternateContent>
           <mc:Choice Requires="wpg">
@@ -9855,8 +9794,6 @@
         </mc:AlternateContent>
       </w:r>
       <w:r/>
-      <w:r/>
-      <w:r/>
     </w:p>
     <w:p>
       <w:pPr>
@@ -9875,7 +9812,6 @@
         <w:t xml:space="preserve">Рисунок 9 – Диаграмма кода C4 (Level 4) – компонент auth/</w:t>
       </w:r>
       <w:r/>
-      <w:r/>
     </w:p>
     <w:p>
       <w:pPr>
@@ -9903,12 +9839,15 @@
         </w:rPr>
         <w:t xml:space="preserve">text (LSP). Три сервисных класса — PasswordService, TokenService, OtpService — изолированы по ответственностям (SRP) и не знают друг о друге. Класс auth.router зависит от этих сервисов и от AuthContext, но не от стратегий напрямую, что снижает связанность.</w:t>
       </w:r>
-      <w:r/>
-      <w:r/>
+      <w:r>
+        <w:rPr>
+          <w:highlight w:val="none"/>
+        </w:rPr>
+      </w:r>
     </w:p>
     <w:p>
       <w:pPr>
-        <w:pStyle w:val="920"/>
+        <w:pStyle w:val="937"/>
         <w:pBdr/>
         <w:spacing/>
         <w:ind/>
@@ -9924,7 +9863,6 @@
         </w:rPr>
         <w:t xml:space="preserve">Реализация аспектов безопасности</w:t>
       </w:r>
-      <w:r/>
       <w:r/>
     </w:p>
     <w:p>
@@ -9952,11 +9890,10 @@
         <w:t xml:space="preserve">пекта безопасности: ограничение частоты запросов (Rate Limiting), заголовки безопасности HTTP (Security Headers Middleware) и ролевая модель авторизации (RBAC). Все изменения выполнены в новом пакете security/ и интегрированы без нарушения принципов SOLID.</w:t>
       </w:r>
       <w:r/>
-      <w:r/>
     </w:p>
     <w:p>
       <w:pPr>
-        <w:pStyle w:val="920"/>
+        <w:pStyle w:val="937"/>
         <w:numPr>
           <w:ilvl w:val="1"/>
           <w:numId w:val="15"/>
@@ -9977,7 +9914,6 @@
         <w:t xml:space="preserve">Аспект безопасности №1: Модульность</w:t>
       </w:r>
       <w:r/>
-      <w:r/>
     </w:p>
     <w:p>
       <w:pPr>
@@ -10004,7 +9940,6 @@
         <w:t xml:space="preserve">к данным заметок и учётных записей, поскольку все обязанности сосредоточены в едином, сильно связанном коде без внутренних границ. Отсутствие изоляции между функциональными областями приводит к беспрепятственному распространению уязвимости по всей системе.</w:t>
       </w:r>
       <w:r/>
-      <w:r/>
     </w:p>
     <w:p>
       <w:pPr>
@@ -10047,7 +9982,6 @@
         <w:t xml:space="preserve"> явные интерфейсы: например, модуль notes/ обращается к данным исключительно через интерфейсы из interfaces/, а не напрямую к ORM-сессии. Граф зависимостей между модулями ацикличен (ADP), что позволяет тестировать и развёртывать каждый модуль изолированно.</w:t>
       </w:r>
       <w:r/>
-      <w:r/>
     </w:p>
     <w:p>
       <w:pPr>
@@ -10082,11 +10016,10 @@
         <w:t xml:space="preserve">дачу) и независимости (модули слабо связаны, изменение одного не затрагивает другие). Аналогичный подход применяют крупные системы: например, микросервисная архитектура GitHub, где каждый сервис отвечает за отдельный функционал и масштабируется независимо.</w:t>
       </w:r>
       <w:r/>
-      <w:r/>
     </w:p>
     <w:p>
       <w:pPr>
-        <w:pStyle w:val="920"/>
+        <w:pStyle w:val="937"/>
         <w:numPr>
           <w:ilvl w:val="1"/>
           <w:numId w:val="15"/>
@@ -10107,7 +10040,6 @@
         <w:t xml:space="preserve">Аспект безопасности №2: Контейнеризация</w:t>
       </w:r>
       <w:r/>
-      <w:r/>
     </w:p>
     <w:p>
       <w:pPr>
@@ -10134,7 +10066,6 @@
         <w:t xml:space="preserve">имер, через уязвимость в одной из зависимостей) даёт доступ к ресурсам всего хоста: файловой системе, другим процессам и сетевым интерфейсам. Отсутствие изоляции среды выполнения превращает локальную уязвимость в угрозу для всей машины и соседних сервисов.</w:t>
       </w:r>
       <w:r/>
-      <w:r/>
     </w:p>
     <w:p>
       <w:pPr>
@@ -10169,7 +10100,6 @@
         <w:t xml:space="preserve">ко порт API приложения, а порт БД остаётся внутри сети. Файл .dockerignore исключает из образа лишние и чувствительные файлы. Тем самым каждый компонент работает в собственной изолированной среде с минимальными привилегиями и ограниченным набором ресурсов.</w:t>
       </w:r>
       <w:r/>
-      <w:r/>
     </w:p>
     <w:p>
       <w:pPr>
@@ -10196,11 +10126,10 @@
         <w:t xml:space="preserve"> всех процессов в общей среде хоста. Подход применяется в промышленных системах: например, в Netflix каждый микросервис работает в собственной изолированной среде на базе Docker, что сохраняет безопасность системы даже при компрометации одного из сервисов.</w:t>
       </w:r>
       <w:r/>
-      <w:r/>
     </w:p>
     <w:p>
       <w:pPr>
-        <w:pStyle w:val="920"/>
+        <w:pStyle w:val="937"/>
         <w:numPr>
           <w:ilvl w:val="1"/>
           <w:numId w:val="6"/>
@@ -10221,7 +10150,6 @@
         <w:t xml:space="preserve">Аспект безопасности №3: RBAC</w:t>
       </w:r>
       <w:r/>
-      <w:r/>
     </w:p>
     <w:p>
       <w:pPr>
@@ -10240,7 +10168,6 @@
         <w:t xml:space="preserve">Угроза. В исходной системе все пользователи обладали одинаковыми правами. Принцип наименьших привилегий нарушен: нет возможности выделить администраторов для модерации и управления данными пользователей.</w:t>
       </w:r>
       <w:r/>
-      <w:r/>
     </w:p>
     <w:p>
       <w:pPr>
@@ -10259,7 +10186,6 @@
         <w:t xml:space="preserve">Реализация. Модуль security/rbac.py определяет класс Role (константы USER, ADMIN), функцию require_role() и is_admin(). В auth/models.py добавлено поле role. В notes/router.py интегрированы проверки:</w:t>
       </w:r>
       <w:r/>
-      <w:r/>
     </w:p>
     <w:p>
       <w:pPr>
@@ -10278,7 +10204,6 @@
         <w:t xml:space="preserve">– GET /notes/?owner_id=X — только администратор может запросить заметки другого пользователя;</w:t>
       </w:r>
       <w:r/>
-      <w:r/>
     </w:p>
     <w:p>
       <w:pPr>
@@ -10297,7 +10222,6 @@
         <w:t xml:space="preserve">– DELETE /notes/{id} — администратор может удалить любую заметку.</w:t>
       </w:r>
       <w:r/>
-      <w:r/>
     </w:p>
     <w:p>
       <w:pPr>
@@ -10324,11 +10248,10 @@
         <w:t xml:space="preserve"> — стандартная модель управления доступом согласно OWASP (A01:2021 Broken Access Control). Масштабируема: новые роли добавляются без изменения архитектуры. Проверка роли — атрибутный доступ к уже загруженному объекту User, без дополнительных запросов к БД.</w:t>
       </w:r>
       <w:r/>
-      <w:r/>
     </w:p>
     <w:p>
       <w:pPr>
-        <w:pStyle w:val="920"/>
+        <w:pStyle w:val="937"/>
         <w:numPr>
           <w:ilvl w:val="1"/>
           <w:numId w:val="16"/>
@@ -10349,7 +10272,6 @@
         <w:t xml:space="preserve">Анализ компромиссов</w:t>
       </w:r>
       <w:r/>
-      <w:r/>
     </w:p>
     <w:p>
       <w:pPr>
@@ -10384,7 +10306,6 @@
         <w:t xml:space="preserve"> пренебрежимо малы и требование времени отклика не нарушается. Компромисс проявился бы при выделении модулей в отдельные сервисы: межсервисные сетевые вызовы увеличивают задержку — в этом случае применяются кэширование и оптимизация сетевых взаимодействий.</w:t>
       </w:r>
       <w:r/>
-      <w:r/>
     </w:p>
     <w:p>
       <w:pPr>
@@ -10411,7 +10332,6 @@
         <w:t xml:space="preserve"> сетевые политики, тома и переменные окружения. Для текущего масштаба (один сервис приложения и одна БД) сложность невелика. При росте числа контейнеров управление сетевыми политиками усложнится — решением станут средства оркестрации, такие как Kubernetes.</w:t>
       </w:r>
       <w:r/>
-      <w:r/>
     </w:p>
     <w:p>
       <w:pPr>
@@ -10438,7 +10358,6 @@
         <w:t xml:space="preserve">хранилищем и формально ещё одну точку отказа. Компромисс принят: изоляция БД повышает безопасность (хранилище недоступно напрямую снаружи), а отказоустойчивость обеспечивается политикой перезапуска контейнеров (restart) и, при росте нагрузки, оркестрацией.</w:t>
       </w:r>
       <w:r/>
-      <w:r/>
     </w:p>
     <w:p>
       <w:pPr>
@@ -10471,7 +10390,7 @@
     </w:p>
     <w:p>
       <w:pPr>
-        <w:pStyle w:val="920"/>
+        <w:pStyle w:val="937"/>
         <w:numPr>
           <w:ilvl w:val="1"/>
           <w:numId w:val="6"/>
@@ -10530,7 +10449,6 @@
         <w:jc w:val="center"/>
         <w:rPr/>
       </w:pPr>
-      <w:r/>
       <w:r>
         <mc:AlternateContent>
           <mc:Choice Requires="wpg">
@@ -10601,17 +10519,6 @@
         </mc:AlternateContent>
       </w:r>
       <w:r/>
-      <w:r/>
-      <w:r/>
-      <w:r/>
-      <w:r/>
-      <w:r/>
-      <w:r/>
-      <w:r/>
-      <w:r/>
-      <w:r/>
-      <w:r/>
-      <w:r/>
     </w:p>
     <w:p>
       <w:pPr>
@@ -10629,7 +10536,6 @@
         </w:rPr>
         <w:t xml:space="preserve">Рисунок 10 – Обновлённая диаграмма контейнеров C4</w:t>
       </w:r>
-      <w:r/>
       <w:r/>
     </w:p>
     <w:p>
@@ -10745,27 +10651,6 @@
         </w:rPr>
       </w:r>
       <w:r/>
-      <w:r>
-        <w:rPr>
-          <w:highlight w:val="none"/>
-        </w:rPr>
-      </w:r>
-      <w:r/>
-      <w:r>
-        <w:rPr>
-          <w:highlight w:val="none"/>
-        </w:rPr>
-      </w:r>
-      <w:r>
-        <w:rPr>
-          <w:highlight w:val="none"/>
-        </w:rPr>
-      </w:r>
-      <w:r>
-        <w:rPr>
-          <w:highlight w:val="none"/>
-        </w:rPr>
-      </w:r>
     </w:p>
     <w:p>
       <w:pPr>
@@ -10777,22 +10662,12 @@
       </w:pPr>
       <w:r>
         <w:rPr>
-          <w:rStyle w:val="929"/>
           <w:rFonts w:ascii="Times New Roman" w:hAnsi="Times New Roman" w:eastAsia="Times New Roman" w:cs="Times New Roman"/>
           <w:sz w:val="28"/>
           <w:szCs w:val="28"/>
         </w:rPr>
-        <w:footnoteReference w:id="2"/>
-      </w:r>
-      <w:r>
-        <w:rPr>
-          <w:rFonts w:ascii="Times New Roman" w:hAnsi="Times New Roman" w:eastAsia="Times New Roman" w:cs="Times New Roman"/>
-          <w:sz w:val="28"/>
-          <w:szCs w:val="28"/>
-        </w:rPr>
         <w:t xml:space="preserve">Рисунок 11 – Обновлённая диаграмма компонентов C4</w:t>
       </w:r>
-      <w:r/>
       <w:r/>
     </w:p>
     <w:p>
@@ -10935,6 +10810,14 @@
           <w:highlight w:val="none"/>
         </w:rPr>
       </w:r>
+      <w:r>
+        <w:rPr>
+          <w:rFonts w:ascii="Times New Roman" w:hAnsi="Times New Roman" w:eastAsia="Times New Roman" w:cs="Times New Roman"/>
+          <w:sz w:val="28"/>
+          <w:szCs w:val="28"/>
+          <w:highlight w:val="none"/>
+        </w:rPr>
+      </w:r>
     </w:p>
     <w:p>
       <w:pPr>
@@ -10973,6 +10856,52 @@
         </w:rPr>
         <w:t xml:space="preserve">арта контекстов по методологии DDD с указанием типов связей (Customer-Supplier). Для смыслового ядра и вспомогательной подобласти аутентификации составлены диаграммы контекста нотации C4 первого уровня с описанием всех участвующих акторов и внешних систем.</w:t>
       </w:r>
+      <w:r>
+        <w:rPr>
+          <w:rFonts w:ascii="Times New Roman" w:hAnsi="Times New Roman" w:eastAsia="Times New Roman" w:cs="Times New Roman"/>
+          <w:sz w:val="28"/>
+          <w:szCs w:val="28"/>
+          <w:highlight w:val="none"/>
+        </w:rPr>
+      </w:r>
+    </w:p>
+    <w:p>
+      <w:pPr>
+        <w:pBdr/>
+        <w:spacing/>
+        <w:ind/>
+        <w:rPr/>
+      </w:pPr>
+      <w:r>
+        <w:t xml:space="preserve">Было реализовано</w:t>
+      </w:r>
+      <w:r>
+        <w:t xml:space="preserve"> в коде </w:t>
+      </w:r>
+      <w:r>
+        <w:t xml:space="preserve">три паттерна проектирования (</w:t>
+      </w:r>
+      <w:r>
+        <w:t xml:space="preserve">по одному для каждого вида</w:t>
+      </w:r>
+      <w:r>
+        <w:t xml:space="preserve">), построена </w:t>
+      </w:r>
+      <w:r>
+        <w:t xml:space="preserve">UML-ди</w:t>
+      </w:r>
+      <w:r>
+        <w:t xml:space="preserve">аграмму классов для написанного, обоснован </w:t>
+      </w:r>
+      <w:r>
+        <w:t xml:space="preserve">выбор реализованных паттернов проектирования и </w:t>
+      </w:r>
+      <w:r>
+        <w:t xml:space="preserve">приведено</w:t>
+      </w:r>
+      <w:r>
+        <w:t xml:space="preserve"> 3 примера паттернов, которые в данном случае было бы использовать.</w:t>
+      </w:r>
       <w:r/>
     </w:p>
     <w:p>
@@ -10983,36 +10912,20 @@
         <w:rPr/>
       </w:pPr>
       <w:r>
-        <w:t xml:space="preserve">Было реализовано</w:t>
-      </w:r>
-      <w:r>
-        <w:t xml:space="preserve"> в коде </w:t>
-      </w:r>
-      <w:r>
-        <w:t xml:space="preserve">три паттерна проектирования (</w:t>
-      </w:r>
-      <w:r>
-        <w:t xml:space="preserve">по одному для каждого вида</w:t>
-      </w:r>
-      <w:r>
-        <w:t xml:space="preserve">), построена </w:t>
-      </w:r>
-      <w:r>
-        <w:t xml:space="preserve">UML-ди</w:t>
-      </w:r>
-      <w:r>
-        <w:t xml:space="preserve">аграмму классов для написанного, обоснован </w:t>
-      </w:r>
-      <w:r>
-        <w:t xml:space="preserve">выбор реализованных паттернов проектирования и </w:t>
-      </w:r>
-      <w:r>
-        <w:t xml:space="preserve">приведено</w:t>
-      </w:r>
-      <w:r>
-        <w:t xml:space="preserve"> 3 примера паттернов, которые в данном случае было бы использовать.</w:t>
-      </w:r>
-      <w:r/>
+        <w:t xml:space="preserve">Было реализовано 3 принципа</w:t>
+      </w:r>
+      <w:r>
+        <w:t xml:space="preserve"> SOLID</w:t>
+      </w:r>
+      <w:r>
+        <w:t xml:space="preserve"> и 4 принципа </w:t>
+      </w:r>
+      <w:r>
+        <w:t xml:space="preserve">организации </w:t>
+      </w:r>
+      <w:r>
+        <w:t xml:space="preserve">компонентов.</w:t>
+      </w:r>
       <w:r/>
     </w:p>
     <w:p>
@@ -11023,34 +10936,8 @@
         <w:rPr/>
       </w:pPr>
       <w:r>
-        <w:t xml:space="preserve">Было реализовано 3 принципа</w:t>
-      </w:r>
-      <w:r>
-        <w:t xml:space="preserve"> SOLID</w:t>
-      </w:r>
-      <w:r>
-        <w:t xml:space="preserve"> и 4 принципа </w:t>
-      </w:r>
-      <w:r>
-        <w:t xml:space="preserve">организации </w:t>
-      </w:r>
-      <w:r>
-        <w:t xml:space="preserve">компонентов.</w:t>
-      </w:r>
-      <w:r/>
-      <w:r/>
-    </w:p>
-    <w:p>
-      <w:pPr>
-        <w:pBdr/>
-        <w:spacing/>
-        <w:ind/>
-        <w:rPr/>
-      </w:pPr>
-      <w:r>
         <w:t xml:space="preserve">Было реализовано три способа обеспечения безопасности проекта.</w:t>
       </w:r>
-      <w:r/>
       <w:r/>
     </w:p>
     <w:sectPr>
@@ -11156,23 +11043,6 @@
       <w:r/>
     </w:p>
   </w:footnote>
-  <w:footnote w:id="2">
-    <w:p>
-      <w:pPr>
-        <w:pStyle w:val="930"/>
-        <w:pBdr/>
-        <w:spacing/>
-        <w:ind/>
-        <w:rPr/>
-      </w:pPr>
-      <w:r>
-        <w:rPr>
-          <w:rStyle w:val="929"/>
-        </w:rPr>
-      </w:r>
-      <w:r/>
-    </w:p>
-  </w:footnote>
 </w:footnotes>
 </file>
 
@@ -11180,7 +11050,7 @@
 <w:hdr xmlns:wpc="http://schemas.microsoft.com/office/word/2010/wordprocessingCanvas" xmlns:mc="http://schemas.openxmlformats.org/markup-compatibility/2006" xmlns:o="urn:schemas-microsoft-com:office:office" xmlns:r="http://schemas.openxmlformats.org/officeDocument/2006/relationships" xmlns:m="http://schemas.openxmlformats.org/officeDocument/2006/math" xmlns:v="urn:schemas-microsoft-com:vml" xmlns:wp14="http://schemas.microsoft.com/office/word/2010/wordprocessingDrawing" xmlns:wp="http://schemas.openxmlformats.org/drawingml/2006/wordprocessingDrawing" xmlns:w10="urn:schemas-microsoft-com:office:word" xmlns:w="http://schemas.openxmlformats.org/wordprocessingml/2006/main" xmlns:w14="http://schemas.microsoft.com/office/word/2010/wordml" xmlns:w15="http://schemas.microsoft.com/office/word/2012/wordml" xmlns:wpg="http://schemas.microsoft.com/office/word/2010/wordprocessingGroup" xmlns:wpi="http://schemas.microsoft.com/office/word/2010/wordprocessingInk" xmlns:wne="http://schemas.microsoft.com/office/word/2006/wordml" xmlns:a="http://schemas.openxmlformats.org/drawingml/2006/main" xmlns:wps="http://schemas.microsoft.com/office/word/2010/wordprocessingShape" mc:Ignorable="w14 w15 wp14">
   <w:p>
     <w:pPr>
-      <w:pStyle w:val="901"/>
+      <w:pStyle w:val="918"/>
       <w:pBdr/>
       <w:spacing/>
       <w:ind/>
@@ -11334,7 +11204,7 @@
         <w:spacing/>
         <w:ind w:hanging="360" w:left="1126"/>
       </w:pPr>
-      <w:pStyle w:val="927"/>
+      <w:pStyle w:val="944"/>
       <w:rPr>
         <w:rFonts w:ascii="Times New Roman" w:hAnsi="Times New Roman" w:cs="Times New Roman"/>
         <w:b w:val="0"/>
@@ -11925,7 +11795,7 @@
         <w:spacing/>
         <w:ind w:hanging="709" w:left="1429"/>
       </w:pPr>
-      <w:pStyle w:val="920"/>
+      <w:pStyle w:val="937"/>
       <w:rPr/>
       <w:start w:val="1"/>
       <w:suff w:val="space"/>
@@ -11940,7 +11810,7 @@
         <w:spacing/>
         <w:ind w:firstLine="720" w:left="0"/>
       </w:pPr>
-      <w:pStyle w:val="920"/>
+      <w:pStyle w:val="937"/>
       <w:rPr/>
       <w:start w:val="1"/>
       <w:suff w:val="space"/>
@@ -12072,7 +11942,7 @@
         <w:spacing/>
         <w:ind w:firstLine="709" w:left="0"/>
       </w:pPr>
-      <w:pStyle w:val="921"/>
+      <w:pStyle w:val="938"/>
       <w:rPr>
         <w:rFonts w:hint="default"/>
         <w:b/>
@@ -12223,7 +12093,7 @@
         <w:spacing/>
         <w:ind w:firstLine="709" w:left="0"/>
       </w:pPr>
-      <w:pStyle w:val="921"/>
+      <w:pStyle w:val="938"/>
       <w:rPr>
         <w:rFonts w:hint="default"/>
         <w:b/>
@@ -12374,7 +12244,7 @@
         <w:spacing/>
         <w:ind w:firstLine="709" w:left="0"/>
       </w:pPr>
-      <w:pStyle w:val="921"/>
+      <w:pStyle w:val="938"/>
       <w:rPr>
         <w:rFonts w:hint="default"/>
         <w:b/>
@@ -12525,7 +12395,7 @@
         <w:spacing/>
         <w:ind w:firstLine="709" w:left="0"/>
       </w:pPr>
-      <w:pStyle w:val="921"/>
+      <w:pStyle w:val="938"/>
       <w:rPr>
         <w:rFonts w:hint="default"/>
         <w:b/>
@@ -13706,7 +13576,7 @@
     <w:lsdException w:name="Bibliography" w:uiPriority="37"/>
     <w:lsdException w:name="TOC Heading" w:uiPriority="39" w:qFormat="1"/>
   </w:latentStyles>
-  <w:style w:type="table" w:styleId="745" w:default="1">
+  <w:style w:type="table" w:styleId="762" w:default="1">
     <w:name w:val="Normal Table"/>
     <w:uiPriority w:val="99"/>
     <w:semiHidden/>
@@ -13899,9 +13769,9 @@
       </w:tcPr>
     </w:tblStylePr>
   </w:style>
-  <w:style w:type="table" w:styleId="746">
+  <w:style w:type="table" w:styleId="763">
     <w:name w:val="Table Grid"/>
-    <w:basedOn w:val="745"/>
+    <w:basedOn w:val="762"/>
     <w:uiPriority w:val="59"/>
     <w:pPr>
       <w:pBdr/>
@@ -14098,9 +13968,9 @@
       </w:tcPr>
     </w:tblStylePr>
   </w:style>
-  <w:style w:type="table" w:styleId="747">
+  <w:style w:type="table" w:styleId="764">
     <w:name w:val="Table Grid Light"/>
-    <w:basedOn w:val="745"/>
+    <w:basedOn w:val="762"/>
     <w:uiPriority w:val="59"/>
     <w:pPr>
       <w:pBdr/>
@@ -14297,9 +14167,9 @@
       </w:tcPr>
     </w:tblStylePr>
   </w:style>
-  <w:style w:type="table" w:styleId="748">
+  <w:style w:type="table" w:styleId="765">
     <w:name w:val="Plain Table 1"/>
-    <w:basedOn w:val="745"/>
+    <w:basedOn w:val="762"/>
     <w:uiPriority w:val="59"/>
     <w:pPr>
       <w:pBdr/>
@@ -14522,9 +14392,9 @@
       </w:tcPr>
     </w:tblStylePr>
   </w:style>
-  <w:style w:type="table" w:styleId="749">
+  <w:style w:type="table" w:styleId="766">
     <w:name w:val="Plain Table 2"/>
-    <w:basedOn w:val="745"/>
+    <w:basedOn w:val="762"/>
     <w:uiPriority w:val="59"/>
     <w:pPr>
       <w:pBdr/>
@@ -14755,9 +14625,9 @@
       </w:tcPr>
     </w:tblStylePr>
   </w:style>
-  <w:style w:type="table" w:styleId="750">
+  <w:style w:type="table" w:styleId="767">
     <w:name w:val="Plain Table 3"/>
-    <w:basedOn w:val="745"/>
+    <w:basedOn w:val="762"/>
     <w:uiPriority w:val="99"/>
     <w:pPr>
       <w:pBdr/>
@@ -14985,9 +14855,9 @@
       </w:tcPr>
     </w:tblStylePr>
   </w:style>
-  <w:style w:type="table" w:styleId="751">
+  <w:style w:type="table" w:styleId="768">
     <w:name w:val="Plain Table 4"/>
-    <w:basedOn w:val="745"/>
+    <w:basedOn w:val="762"/>
     <w:uiPriority w:val="99"/>
     <w:pPr>
       <w:pBdr/>
@@ -15201,9 +15071,9 @@
       </w:tcPr>
     </w:tblStylePr>
   </w:style>
-  <w:style w:type="table" w:styleId="752">
+  <w:style w:type="table" w:styleId="769">
     <w:name w:val="Plain Table 5"/>
-    <w:basedOn w:val="745"/>
+    <w:basedOn w:val="762"/>
     <w:uiPriority w:val="99"/>
     <w:pPr>
       <w:pBdr/>
@@ -15434,9 +15304,9 @@
       </w:tcPr>
     </w:tblStylePr>
   </w:style>
-  <w:style w:type="table" w:styleId="753">
+  <w:style w:type="table" w:styleId="770">
     <w:name w:val="Grid Table 1 Light"/>
-    <w:basedOn w:val="745"/>
+    <w:basedOn w:val="762"/>
     <w:uiPriority w:val="99"/>
     <w:pPr>
       <w:pBdr/>
@@ -15657,9 +15527,9 @@
       </w:tcPr>
     </w:tblStylePr>
   </w:style>
-  <w:style w:type="table" w:styleId="754">
+  <w:style w:type="table" w:styleId="771">
     <w:name w:val="Grid Table 1 Light - Accent 1"/>
-    <w:basedOn w:val="745"/>
+    <w:basedOn w:val="762"/>
     <w:uiPriority w:val="99"/>
     <w:pPr>
       <w:pBdr/>
@@ -15880,9 +15750,9 @@
       </w:tcPr>
     </w:tblStylePr>
   </w:style>
-  <w:style w:type="table" w:styleId="755">
+  <w:style w:type="table" w:styleId="772">
     <w:name w:val="Grid Table 1 Light - Accent 2"/>
-    <w:basedOn w:val="745"/>
+    <w:basedOn w:val="762"/>
     <w:uiPriority w:val="99"/>
     <w:pPr>
       <w:pBdr/>
@@ -16103,9 +15973,9 @@
       </w:tcPr>
     </w:tblStylePr>
   </w:style>
-  <w:style w:type="table" w:styleId="756">
+  <w:style w:type="table" w:styleId="773">
     <w:name w:val="Grid Table 1 Light - Accent 3"/>
-    <w:basedOn w:val="745"/>
+    <w:basedOn w:val="762"/>
     <w:uiPriority w:val="99"/>
     <w:pPr>
       <w:pBdr/>
@@ -16326,9 +16196,9 @@
       </w:tcPr>
     </w:tblStylePr>
   </w:style>
-  <w:style w:type="table" w:styleId="757">
+  <w:style w:type="table" w:styleId="774">
     <w:name w:val="Grid Table 1 Light - Accent 4"/>
-    <w:basedOn w:val="745"/>
+    <w:basedOn w:val="762"/>
     <w:uiPriority w:val="99"/>
     <w:pPr>
       <w:pBdr/>
@@ -16549,9 +16419,9 @@
       </w:tcPr>
     </w:tblStylePr>
   </w:style>
-  <w:style w:type="table" w:styleId="758">
+  <w:style w:type="table" w:styleId="775">
     <w:name w:val="Grid Table 1 Light - Accent 5"/>
-    <w:basedOn w:val="745"/>
+    <w:basedOn w:val="762"/>
     <w:uiPriority w:val="99"/>
     <w:pPr>
       <w:pBdr/>
@@ -16772,9 +16642,9 @@
       </w:tcPr>
     </w:tblStylePr>
   </w:style>
-  <w:style w:type="table" w:styleId="759">
+  <w:style w:type="table" w:styleId="776">
     <w:name w:val="Grid Table 1 Light - Accent 6"/>
-    <w:basedOn w:val="745"/>
+    <w:basedOn w:val="762"/>
     <w:uiPriority w:val="99"/>
     <w:pPr>
       <w:pBdr/>
@@ -16995,9 +16865,9 @@
       </w:tcPr>
     </w:tblStylePr>
   </w:style>
-  <w:style w:type="table" w:styleId="760">
+  <w:style w:type="table" w:styleId="777">
     <w:name w:val="Grid Table 2"/>
-    <w:basedOn w:val="745"/>
+    <w:basedOn w:val="762"/>
     <w:uiPriority w:val="99"/>
     <w:pPr>
       <w:pBdr/>
@@ -17227,9 +17097,9 @@
       </w:tcPr>
     </w:tblStylePr>
   </w:style>
-  <w:style w:type="table" w:styleId="761">
+  <w:style w:type="table" w:styleId="778">
     <w:name w:val="Grid Table 2 - Accent 1"/>
-    <w:basedOn w:val="745"/>
+    <w:basedOn w:val="762"/>
     <w:uiPriority w:val="99"/>
     <w:pPr>
       <w:pBdr/>
@@ -17459,9 +17329,9 @@
       </w:tcPr>
     </w:tblStylePr>
   </w:style>
-  <w:style w:type="table" w:styleId="762">
+  <w:style w:type="table" w:styleId="779">
     <w:name w:val="Grid Table 2 - Accent 2"/>
-    <w:basedOn w:val="745"/>
+    <w:basedOn w:val="762"/>
     <w:uiPriority w:val="99"/>
     <w:pPr>
       <w:pBdr/>
@@ -17691,9 +17561,9 @@
       </w:tcPr>
     </w:tblStylePr>
   </w:style>
-  <w:style w:type="table" w:styleId="763">
+  <w:style w:type="table" w:styleId="780">
     <w:name w:val="Grid Table 2 - Accent 3"/>
-    <w:basedOn w:val="745"/>
+    <w:basedOn w:val="762"/>
     <w:uiPriority w:val="99"/>
     <w:pPr>
       <w:pBdr/>
@@ -17923,9 +17793,9 @@
       </w:tcPr>
     </w:tblStylePr>
   </w:style>
-  <w:style w:type="table" w:styleId="764">
+  <w:style w:type="table" w:styleId="781">
     <w:name w:val="Grid Table 2 - Accent 4"/>
-    <w:basedOn w:val="745"/>
+    <w:basedOn w:val="762"/>
     <w:uiPriority w:val="99"/>
     <w:pPr>
       <w:pBdr/>
@@ -18155,9 +18025,9 @@
       </w:tcPr>
     </w:tblStylePr>
   </w:style>
-  <w:style w:type="table" w:styleId="765">
+  <w:style w:type="table" w:styleId="782">
     <w:name w:val="Grid Table 2 - Accent 5"/>
-    <w:basedOn w:val="745"/>
+    <w:basedOn w:val="762"/>
     <w:uiPriority w:val="99"/>
     <w:pPr>
       <w:pBdr/>
@@ -18387,9 +18257,9 @@
       </w:tcPr>
     </w:tblStylePr>
   </w:style>
-  <w:style w:type="table" w:styleId="766">
+  <w:style w:type="table" w:styleId="783">
     <w:name w:val="Grid Table 2 - Accent 6"/>
-    <w:basedOn w:val="745"/>
+    <w:basedOn w:val="762"/>
     <w:uiPriority w:val="99"/>
     <w:pPr>
       <w:pBdr/>
@@ -18619,9 +18489,9 @@
       </w:tcPr>
     </w:tblStylePr>
   </w:style>
-  <w:style w:type="table" w:styleId="767">
+  <w:style w:type="table" w:styleId="784">
     <w:name w:val="Grid Table 3"/>
-    <w:basedOn w:val="745"/>
+    <w:basedOn w:val="762"/>
     <w:uiPriority w:val="99"/>
     <w:pPr>
       <w:pBdr/>
@@ -18864,9 +18734,9 @@
       </w:tcPr>
     </w:tblStylePr>
   </w:style>
-  <w:style w:type="table" w:styleId="768">
+  <w:style w:type="table" w:styleId="785">
     <w:name w:val="Grid Table 3 - Accent 1"/>
-    <w:basedOn w:val="745"/>
+    <w:basedOn w:val="762"/>
     <w:uiPriority w:val="99"/>
     <w:pPr>
       <w:pBdr/>
@@ -19109,9 +18979,9 @@
       </w:tcPr>
     </w:tblStylePr>
   </w:style>
-  <w:style w:type="table" w:styleId="769">
+  <w:style w:type="table" w:styleId="786">
     <w:name w:val="Grid Table 3 - Accent 2"/>
-    <w:basedOn w:val="745"/>
+    <w:basedOn w:val="762"/>
     <w:uiPriority w:val="99"/>
     <w:pPr>
       <w:pBdr/>
@@ -19354,9 +19224,9 @@
       </w:tcPr>
     </w:tblStylePr>
   </w:style>
-  <w:style w:type="table" w:styleId="770">
+  <w:style w:type="table" w:styleId="787">
     <w:name w:val="Grid Table 3 - Accent 3"/>
-    <w:basedOn w:val="745"/>
+    <w:basedOn w:val="762"/>
     <w:uiPriority w:val="99"/>
     <w:pPr>
       <w:pBdr/>
@@ -19599,9 +19469,9 @@
       </w:tcPr>
     </w:tblStylePr>
   </w:style>
-  <w:style w:type="table" w:styleId="771">
+  <w:style w:type="table" w:styleId="788">
     <w:name w:val="Grid Table 3 - Accent 4"/>
-    <w:basedOn w:val="745"/>
+    <w:basedOn w:val="762"/>
     <w:uiPriority w:val="99"/>
     <w:pPr>
       <w:pBdr/>
@@ -19844,9 +19714,9 @@
       </w:tcPr>
     </w:tblStylePr>
   </w:style>
-  <w:style w:type="table" w:styleId="772">
+  <w:style w:type="table" w:styleId="789">
     <w:name w:val="Grid Table 3 - Accent 5"/>
-    <w:basedOn w:val="745"/>
+    <w:basedOn w:val="762"/>
     <w:uiPriority w:val="99"/>
     <w:pPr>
       <w:pBdr/>
@@ -20089,9 +19959,9 @@
       </w:tcPr>
     </w:tblStylePr>
   </w:style>
-  <w:style w:type="table" w:styleId="773">
+  <w:style w:type="table" w:styleId="790">
     <w:name w:val="Grid Table 3 - Accent 6"/>
-    <w:basedOn w:val="745"/>
+    <w:basedOn w:val="762"/>
     <w:uiPriority w:val="99"/>
     <w:pPr>
       <w:pBdr/>
@@ -20334,9 +20204,9 @@
       </w:tcPr>
     </w:tblStylePr>
   </w:style>
-  <w:style w:type="table" w:styleId="774">
+  <w:style w:type="table" w:styleId="791">
     <w:name w:val="Grid Table 4"/>
-    <w:basedOn w:val="745"/>
+    <w:basedOn w:val="762"/>
     <w:uiPriority w:val="59"/>
     <w:pPr>
       <w:pBdr/>
@@ -20567,9 +20437,9 @@
       </w:tcPr>
     </w:tblStylePr>
   </w:style>
-  <w:style w:type="table" w:styleId="775">
+  <w:style w:type="table" w:styleId="792">
     <w:name w:val="Grid Table 4 - Accent 1"/>
-    <w:basedOn w:val="745"/>
+    <w:basedOn w:val="762"/>
     <w:uiPriority w:val="59"/>
     <w:pPr>
       <w:pBdr/>
@@ -20800,9 +20670,9 @@
       </w:tcPr>
     </w:tblStylePr>
   </w:style>
-  <w:style w:type="table" w:styleId="776">
+  <w:style w:type="table" w:styleId="793">
     <w:name w:val="Grid Table 4 - Accent 2"/>
-    <w:basedOn w:val="745"/>
+    <w:basedOn w:val="762"/>
     <w:uiPriority w:val="59"/>
     <w:pPr>
       <w:pBdr/>
@@ -21033,9 +20903,9 @@
       </w:tcPr>
     </w:tblStylePr>
   </w:style>
-  <w:style w:type="table" w:styleId="777">
+  <w:style w:type="table" w:styleId="794">
     <w:name w:val="Grid Table 4 - Accent 3"/>
-    <w:basedOn w:val="745"/>
+    <w:basedOn w:val="762"/>
     <w:uiPriority w:val="59"/>
     <w:pPr>
       <w:pBdr/>
@@ -21266,9 +21136,9 @@
       </w:tcPr>
     </w:tblStylePr>
   </w:style>
-  <w:style w:type="table" w:styleId="778">
+  <w:style w:type="table" w:styleId="795">
     <w:name w:val="Grid Table 4 - Accent 4"/>
-    <w:basedOn w:val="745"/>
+    <w:basedOn w:val="762"/>
     <w:uiPriority w:val="59"/>
     <w:pPr>
       <w:pBdr/>
@@ -21499,9 +21369,9 @@
       </w:tcPr>
     </w:tblStylePr>
   </w:style>
-  <w:style w:type="table" w:styleId="779">
+  <w:style w:type="table" w:styleId="796">
     <w:name w:val="Grid Table 4 - Accent 5"/>
-    <w:basedOn w:val="745"/>
+    <w:basedOn w:val="762"/>
     <w:uiPriority w:val="59"/>
     <w:pPr>
       <w:pBdr/>
@@ -21732,9 +21602,9 @@
       </w:tcPr>
     </w:tblStylePr>
   </w:style>
-  <w:style w:type="table" w:styleId="780">
+  <w:style w:type="table" w:styleId="797">
     <w:name w:val="Grid Table 4 - Accent 6"/>
-    <w:basedOn w:val="745"/>
+    <w:basedOn w:val="762"/>
     <w:uiPriority w:val="59"/>
     <w:pPr>
       <w:pBdr/>
@@ -21965,9 +21835,9 @@
       </w:tcPr>
     </w:tblStylePr>
   </w:style>
-  <w:style w:type="table" w:styleId="781">
+  <w:style w:type="table" w:styleId="798">
     <w:name w:val="Grid Table 5 Dark"/>
-    <w:basedOn w:val="745"/>
+    <w:basedOn w:val="762"/>
     <w:uiPriority w:val="99"/>
     <w:pPr>
       <w:pBdr/>
@@ -22193,9 +22063,9 @@
       </w:tcPr>
     </w:tblStylePr>
   </w:style>
-  <w:style w:type="table" w:styleId="782">
+  <w:style w:type="table" w:styleId="799">
     <w:name w:val="Grid Table 5 Dark- Accent 1"/>
-    <w:basedOn w:val="745"/>
+    <w:basedOn w:val="762"/>
     <w:uiPriority w:val="99"/>
     <w:pPr>
       <w:pBdr/>
@@ -22421,9 +22291,9 @@
       </w:tcPr>
     </w:tblStylePr>
   </w:style>
-  <w:style w:type="table" w:styleId="783">
+  <w:style w:type="table" w:styleId="800">
     <w:name w:val="Grid Table 5 Dark - Accent 2"/>
-    <w:basedOn w:val="745"/>
+    <w:basedOn w:val="762"/>
     <w:uiPriority w:val="99"/>
     <w:pPr>
       <w:pBdr/>
@@ -22649,9 +22519,9 @@
       </w:tcPr>
     </w:tblStylePr>
   </w:style>
-  <w:style w:type="table" w:styleId="784">
+  <w:style w:type="table" w:styleId="801">
     <w:name w:val="Grid Table 5 Dark - Accent 3"/>
-    <w:basedOn w:val="745"/>
+    <w:basedOn w:val="762"/>
     <w:uiPriority w:val="99"/>
     <w:pPr>
       <w:pBdr/>
@@ -22877,9 +22747,9 @@
       </w:tcPr>
     </w:tblStylePr>
   </w:style>
-  <w:style w:type="table" w:styleId="785">
+  <w:style w:type="table" w:styleId="802">
     <w:name w:val="Grid Table 5 Dark- Accent 4"/>
-    <w:basedOn w:val="745"/>
+    <w:basedOn w:val="762"/>
     <w:uiPriority w:val="99"/>
     <w:pPr>
       <w:pBdr/>
@@ -23105,9 +22975,9 @@
       </w:tcPr>
     </w:tblStylePr>
   </w:style>
-  <w:style w:type="table" w:styleId="786">
+  <w:style w:type="table" w:styleId="803">
     <w:name w:val="Grid Table 5 Dark - Accent 5"/>
-    <w:basedOn w:val="745"/>
+    <w:basedOn w:val="762"/>
     <w:uiPriority w:val="99"/>
     <w:pPr>
       <w:pBdr/>
@@ -23333,9 +23203,9 @@
       </w:tcPr>
     </w:tblStylePr>
   </w:style>
-  <w:style w:type="table" w:styleId="787">
+  <w:style w:type="table" w:styleId="804">
     <w:name w:val="Grid Table 5 Dark - Accent 6"/>
-    <w:basedOn w:val="745"/>
+    <w:basedOn w:val="762"/>
     <w:uiPriority w:val="99"/>
     <w:pPr>
       <w:pBdr/>
@@ -23561,9 +23431,9 @@
       </w:tcPr>
     </w:tblStylePr>
   </w:style>
-  <w:style w:type="table" w:styleId="788">
+  <w:style w:type="table" w:styleId="805">
     <w:name w:val="Grid Table 6 Colorful"/>
-    <w:basedOn w:val="745"/>
+    <w:basedOn w:val="762"/>
     <w:uiPriority w:val="99"/>
     <w:pPr>
       <w:pBdr/>
@@ -23791,9 +23661,9 @@
       </w:tcPr>
     </w:tblStylePr>
   </w:style>
-  <w:style w:type="table" w:styleId="789">
+  <w:style w:type="table" w:styleId="806">
     <w:name w:val="Grid Table 6 Colorful - Accent 1"/>
-    <w:basedOn w:val="745"/>
+    <w:basedOn w:val="762"/>
     <w:uiPriority w:val="99"/>
     <w:pPr>
       <w:pBdr/>
@@ -24021,9 +23891,9 @@
       </w:tcPr>
     </w:tblStylePr>
   </w:style>
-  <w:style w:type="table" w:styleId="790">
+  <w:style w:type="table" w:styleId="807">
     <w:name w:val="Grid Table 6 Colorful - Accent 2"/>
-    <w:basedOn w:val="745"/>
+    <w:basedOn w:val="762"/>
     <w:uiPriority w:val="99"/>
     <w:pPr>
       <w:pBdr/>
@@ -24251,9 +24121,9 @@
       </w:tcPr>
     </w:tblStylePr>
   </w:style>
-  <w:style w:type="table" w:styleId="791">
+  <w:style w:type="table" w:styleId="808">
     <w:name w:val="Grid Table 6 Colorful - Accent 3"/>
-    <w:basedOn w:val="745"/>
+    <w:basedOn w:val="762"/>
     <w:uiPriority w:val="99"/>
     <w:pPr>
       <w:pBdr/>
@@ -24481,9 +24351,9 @@
       </w:tcPr>
     </w:tblStylePr>
   </w:style>
-  <w:style w:type="table" w:styleId="792">
+  <w:style w:type="table" w:styleId="809">
     <w:name w:val="Grid Table 6 Colorful - Accent 4"/>
-    <w:basedOn w:val="745"/>
+    <w:basedOn w:val="762"/>
     <w:uiPriority w:val="99"/>
     <w:pPr>
       <w:pBdr/>
@@ -24711,9 +24581,9 @@
       </w:tcPr>
     </w:tblStylePr>
   </w:style>
-  <w:style w:type="table" w:styleId="793">
+  <w:style w:type="table" w:styleId="810">
     <w:name w:val="Grid Table 6 Colorful - Accent 5"/>
-    <w:basedOn w:val="745"/>
+    <w:basedOn w:val="762"/>
     <w:uiPriority w:val="99"/>
     <w:pPr>
       <w:pBdr/>
@@ -24941,9 +24811,9 @@
       </w:tcPr>
     </w:tblStylePr>
   </w:style>
-  <w:style w:type="table" w:styleId="794">
+  <w:style w:type="table" w:styleId="811">
     <w:name w:val="Grid Table 6 Colorful - Accent 6"/>
-    <w:basedOn w:val="745"/>
+    <w:basedOn w:val="762"/>
     <w:uiPriority w:val="99"/>
     <w:pPr>
       <w:pBdr/>
@@ -25171,9 +25041,9 @@
       </w:tcPr>
     </w:tblStylePr>
   </w:style>
-  <w:style w:type="table" w:styleId="795">
+  <w:style w:type="table" w:styleId="812">
     <w:name w:val="Grid Table 7 Colorful"/>
-    <w:basedOn w:val="745"/>
+    <w:basedOn w:val="762"/>
     <w:uiPriority w:val="99"/>
     <w:pPr>
       <w:pBdr/>
@@ -25425,9 +25295,9 @@
       </w:tcPr>
     </w:tblStylePr>
   </w:style>
-  <w:style w:type="table" w:styleId="796">
+  <w:style w:type="table" w:styleId="813">
     <w:name w:val="Grid Table 7 Colorful - Accent 1"/>
-    <w:basedOn w:val="745"/>
+    <w:basedOn w:val="762"/>
     <w:uiPriority w:val="99"/>
     <w:pPr>
       <w:pBdr/>
@@ -25679,9 +25549,9 @@
       </w:tcPr>
     </w:tblStylePr>
   </w:style>
-  <w:style w:type="table" w:styleId="797">
+  <w:style w:type="table" w:styleId="814">
     <w:name w:val="Grid Table 7 Colorful - Accent 2"/>
-    <w:basedOn w:val="745"/>
+    <w:basedOn w:val="762"/>
     <w:uiPriority w:val="99"/>
     <w:pPr>
       <w:pBdr/>
@@ -25933,9 +25803,9 @@
       </w:tcPr>
     </w:tblStylePr>
   </w:style>
-  <w:style w:type="table" w:styleId="798">
+  <w:style w:type="table" w:styleId="815">
     <w:name w:val="Grid Table 7 Colorful - Accent 3"/>
-    <w:basedOn w:val="745"/>
+    <w:basedOn w:val="762"/>
     <w:uiPriority w:val="99"/>
     <w:pPr>
       <w:pBdr/>
@@ -26187,9 +26057,9 @@
       </w:tcPr>
     </w:tblStylePr>
   </w:style>
-  <w:style w:type="table" w:styleId="799">
+  <w:style w:type="table" w:styleId="816">
     <w:name w:val="Grid Table 7 Colorful - Accent 4"/>
-    <w:basedOn w:val="745"/>
+    <w:basedOn w:val="762"/>
     <w:uiPriority w:val="99"/>
     <w:pPr>
       <w:pBdr/>
@@ -26441,9 +26311,9 @@
       </w:tcPr>
     </w:tblStylePr>
   </w:style>
-  <w:style w:type="table" w:styleId="800">
+  <w:style w:type="table" w:styleId="817">
     <w:name w:val="Grid Table 7 Colorful - Accent 5"/>
-    <w:basedOn w:val="745"/>
+    <w:basedOn w:val="762"/>
     <w:uiPriority w:val="99"/>
     <w:pPr>
       <w:pBdr/>
@@ -26695,9 +26565,9 @@
       </w:tcPr>
     </w:tblStylePr>
   </w:style>
-  <w:style w:type="table" w:styleId="801">
+  <w:style w:type="table" w:styleId="818">
     <w:name w:val="Grid Table 7 Colorful - Accent 6"/>
-    <w:basedOn w:val="745"/>
+    <w:basedOn w:val="762"/>
     <w:uiPriority w:val="99"/>
     <w:pPr>
       <w:pBdr/>
@@ -26949,9 +26819,9 @@
       </w:tcPr>
     </w:tblStylePr>
   </w:style>
-  <w:style w:type="table" w:styleId="802">
+  <w:style w:type="table" w:styleId="819">
     <w:name w:val="List Table 1 Light"/>
-    <w:basedOn w:val="745"/>
+    <w:basedOn w:val="762"/>
     <w:uiPriority w:val="99"/>
     <w:pPr>
       <w:pBdr/>
@@ -27165,9 +27035,9 @@
       </w:tcPr>
     </w:tblStylePr>
   </w:style>
-  <w:style w:type="table" w:styleId="803">
+  <w:style w:type="table" w:styleId="820">
     <w:name w:val="List Table 1 Light - Accent 1"/>
-    <w:basedOn w:val="745"/>
+    <w:basedOn w:val="762"/>
     <w:uiPriority w:val="99"/>
     <w:pPr>
       <w:pBdr/>
@@ -27381,9 +27251,9 @@
       </w:tcPr>
     </w:tblStylePr>
   </w:style>
-  <w:style w:type="table" w:styleId="804">
+  <w:style w:type="table" w:styleId="821">
     <w:name w:val="List Table 1 Light - Accent 2"/>
-    <w:basedOn w:val="745"/>
+    <w:basedOn w:val="762"/>
     <w:uiPriority w:val="99"/>
     <w:pPr>
       <w:pBdr/>
@@ -27597,9 +27467,9 @@
       </w:tcPr>
     </w:tblStylePr>
   </w:style>
-  <w:style w:type="table" w:styleId="805">
+  <w:style w:type="table" w:styleId="822">
     <w:name w:val="List Table 1 Light - Accent 3"/>
-    <w:basedOn w:val="745"/>
+    <w:basedOn w:val="762"/>
     <w:uiPriority w:val="99"/>
     <w:pPr>
       <w:pBdr/>
@@ -27813,9 +27683,9 @@
       </w:tcPr>
     </w:tblStylePr>
   </w:style>
-  <w:style w:type="table" w:styleId="806">
+  <w:style w:type="table" w:styleId="823">
     <w:name w:val="List Table 1 Light - Accent 4"/>
-    <w:basedOn w:val="745"/>
+    <w:basedOn w:val="762"/>
     <w:uiPriority w:val="99"/>
     <w:pPr>
       <w:pBdr/>
@@ -28029,9 +27899,9 @@
       </w:tcPr>
     </w:tblStylePr>
   </w:style>
-  <w:style w:type="table" w:styleId="807">
+  <w:style w:type="table" w:styleId="824">
     <w:name w:val="List Table 1 Light - Accent 5"/>
-    <w:basedOn w:val="745"/>
+    <w:basedOn w:val="762"/>
     <w:uiPriority w:val="99"/>
     <w:pPr>
       <w:pBdr/>
@@ -28245,9 +28115,9 @@
       </w:tcPr>
     </w:tblStylePr>
   </w:style>
-  <w:style w:type="table" w:styleId="808">
+  <w:style w:type="table" w:styleId="825">
     <w:name w:val="List Table 1 Light - Accent 6"/>
-    <w:basedOn w:val="745"/>
+    <w:basedOn w:val="762"/>
     <w:uiPriority w:val="99"/>
     <w:pPr>
       <w:pBdr/>
@@ -28461,9 +28331,9 @@
       </w:tcPr>
     </w:tblStylePr>
   </w:style>
-  <w:style w:type="table" w:styleId="809">
+  <w:style w:type="table" w:styleId="826">
     <w:name w:val="List Table 2"/>
-    <w:basedOn w:val="745"/>
+    <w:basedOn w:val="762"/>
     <w:uiPriority w:val="99"/>
     <w:pPr>
       <w:pBdr/>
@@ -28699,9 +28569,9 @@
       </w:tcPr>
     </w:tblStylePr>
   </w:style>
-  <w:style w:type="table" w:styleId="810">
+  <w:style w:type="table" w:styleId="827">
     <w:name w:val="List Table 2 - Accent 1"/>
-    <w:basedOn w:val="745"/>
+    <w:basedOn w:val="762"/>
     <w:uiPriority w:val="99"/>
     <w:pPr>
       <w:pBdr/>
@@ -28937,9 +28807,9 @@
       </w:tcPr>
     </w:tblStylePr>
   </w:style>
-  <w:style w:type="table" w:styleId="811">
+  <w:style w:type="table" w:styleId="828">
     <w:name w:val="List Table 2 - Accent 2"/>
-    <w:basedOn w:val="745"/>
+    <w:basedOn w:val="762"/>
     <w:uiPriority w:val="99"/>
     <w:pPr>
       <w:pBdr/>
@@ -29175,9 +29045,9 @@
       </w:tcPr>
     </w:tblStylePr>
   </w:style>
-  <w:style w:type="table" w:styleId="812">
+  <w:style w:type="table" w:styleId="829">
     <w:name w:val="List Table 2 - Accent 3"/>
-    <w:basedOn w:val="745"/>
+    <w:basedOn w:val="762"/>
     <w:uiPriority w:val="99"/>
     <w:pPr>
       <w:pBdr/>
@@ -29413,9 +29283,9 @@
       </w:tcPr>
     </w:tblStylePr>
   </w:style>
-  <w:style w:type="table" w:styleId="813">
+  <w:style w:type="table" w:styleId="830">
     <w:name w:val="List Table 2 - Accent 4"/>
-    <w:basedOn w:val="745"/>
+    <w:basedOn w:val="762"/>
     <w:uiPriority w:val="99"/>
     <w:pPr>
       <w:pBdr/>
@@ -29651,9 +29521,9 @@
       </w:tcPr>
     </w:tblStylePr>
   </w:style>
-  <w:style w:type="table" w:styleId="814">
+  <w:style w:type="table" w:styleId="831">
     <w:name w:val="List Table 2 - Accent 5"/>
-    <w:basedOn w:val="745"/>
+    <w:basedOn w:val="762"/>
     <w:uiPriority w:val="99"/>
     <w:pPr>
       <w:pBdr/>
@@ -29889,9 +29759,9 @@
       </w:tcPr>
     </w:tblStylePr>
   </w:style>
-  <w:style w:type="table" w:styleId="815">
+  <w:style w:type="table" w:styleId="832">
     <w:name w:val="List Table 2 - Accent 6"/>
-    <w:basedOn w:val="745"/>
+    <w:basedOn w:val="762"/>
     <w:uiPriority w:val="99"/>
     <w:pPr>
       <w:pBdr/>
@@ -30127,9 +29997,9 @@
       </w:tcPr>
     </w:tblStylePr>
   </w:style>
-  <w:style w:type="table" w:styleId="816">
+  <w:style w:type="table" w:styleId="833">
     <w:name w:val="List Table 3"/>
-    <w:basedOn w:val="745"/>
+    <w:basedOn w:val="762"/>
     <w:uiPriority w:val="99"/>
     <w:pPr>
       <w:pBdr/>
@@ -30355,9 +30225,9 @@
       </w:tcPr>
     </w:tblStylePr>
   </w:style>
-  <w:style w:type="table" w:styleId="817">
+  <w:style w:type="table" w:styleId="834">
     <w:name w:val="List Table 3 - Accent 1"/>
-    <w:basedOn w:val="745"/>
+    <w:basedOn w:val="762"/>
     <w:uiPriority w:val="99"/>
     <w:pPr>
       <w:pBdr/>
@@ -30583,9 +30453,9 @@
       </w:tcPr>
     </w:tblStylePr>
   </w:style>
-  <w:style w:type="table" w:styleId="818">
+  <w:style w:type="table" w:styleId="835">
     <w:name w:val="List Table 3 - Accent 2"/>
-    <w:basedOn w:val="745"/>
+    <w:basedOn w:val="762"/>
     <w:uiPriority w:val="99"/>
     <w:pPr>
       <w:pBdr/>
@@ -30811,9 +30681,9 @@
       </w:tcPr>
     </w:tblStylePr>
   </w:style>
-  <w:style w:type="table" w:styleId="819">
+  <w:style w:type="table" w:styleId="836">
     <w:name w:val="List Table 3 - Accent 3"/>
-    <w:basedOn w:val="745"/>
+    <w:basedOn w:val="762"/>
     <w:uiPriority w:val="99"/>
     <w:pPr>
       <w:pBdr/>
@@ -31039,9 +30909,9 @@
       </w:tcPr>
     </w:tblStylePr>
   </w:style>
-  <w:style w:type="table" w:styleId="820">
+  <w:style w:type="table" w:styleId="837">
     <w:name w:val="List Table 3 - Accent 4"/>
-    <w:basedOn w:val="745"/>
+    <w:basedOn w:val="762"/>
     <w:uiPriority w:val="99"/>
     <w:pPr>
       <w:pBdr/>
@@ -31267,9 +31137,9 @@
       </w:tcPr>
     </w:tblStylePr>
   </w:style>
-  <w:style w:type="table" w:styleId="821">
+  <w:style w:type="table" w:styleId="838">
     <w:name w:val="List Table 3 - Accent 5"/>
-    <w:basedOn w:val="745"/>
+    <w:basedOn w:val="762"/>
     <w:uiPriority w:val="99"/>
     <w:pPr>
       <w:pBdr/>
@@ -31495,9 +31365,9 @@
       </w:tcPr>
     </w:tblStylePr>
   </w:style>
-  <w:style w:type="table" w:styleId="822">
+  <w:style w:type="table" w:styleId="839">
     <w:name w:val="List Table 3 - Accent 6"/>
-    <w:basedOn w:val="745"/>
+    <w:basedOn w:val="762"/>
     <w:uiPriority w:val="99"/>
     <w:pPr>
       <w:pBdr/>
@@ -31723,9 +31593,9 @@
       </w:tcPr>
     </w:tblStylePr>
   </w:style>
-  <w:style w:type="table" w:styleId="823">
+  <w:style w:type="table" w:styleId="840">
     <w:name w:val="List Table 4"/>
-    <w:basedOn w:val="745"/>
+    <w:basedOn w:val="762"/>
     <w:uiPriority w:val="99"/>
     <w:pPr>
       <w:pBdr/>
@@ -31948,9 +31818,9 @@
       </w:tcPr>
     </w:tblStylePr>
   </w:style>
-  <w:style w:type="table" w:styleId="824">
+  <w:style w:type="table" w:styleId="841">
     <w:name w:val="List Table 4 - Accent 1"/>
-    <w:basedOn w:val="745"/>
+    <w:basedOn w:val="762"/>
     <w:uiPriority w:val="99"/>
     <w:pPr>
       <w:pBdr/>
@@ -32173,9 +32043,9 @@
       </w:tcPr>
     </w:tblStylePr>
   </w:style>
-  <w:style w:type="table" w:styleId="825">
+  <w:style w:type="table" w:styleId="842">
     <w:name w:val="List Table 4 - Accent 2"/>
-    <w:basedOn w:val="745"/>
+    <w:basedOn w:val="762"/>
     <w:uiPriority w:val="99"/>
     <w:pPr>
       <w:pBdr/>
@@ -32398,9 +32268,9 @@
       </w:tcPr>
     </w:tblStylePr>
   </w:style>
-  <w:style w:type="table" w:styleId="826">
+  <w:style w:type="table" w:styleId="843">
     <w:name w:val="List Table 4 - Accent 3"/>
-    <w:basedOn w:val="745"/>
+    <w:basedOn w:val="762"/>
     <w:uiPriority w:val="99"/>
     <w:pPr>
       <w:pBdr/>
@@ -32623,9 +32493,9 @@
       </w:tcPr>
     </w:tblStylePr>
   </w:style>
-  <w:style w:type="table" w:styleId="827">
+  <w:style w:type="table" w:styleId="844">
     <w:name w:val="List Table 4 - Accent 4"/>
-    <w:basedOn w:val="745"/>
+    <w:basedOn w:val="762"/>
     <w:uiPriority w:val="99"/>
     <w:pPr>
       <w:pBdr/>
@@ -32848,9 +32718,9 @@
       </w:tcPr>
     </w:tblStylePr>
   </w:style>
-  <w:style w:type="table" w:styleId="828">
+  <w:style w:type="table" w:styleId="845">
     <w:name w:val="List Table 4 - Accent 5"/>
-    <w:basedOn w:val="745"/>
+    <w:basedOn w:val="762"/>
     <w:uiPriority w:val="99"/>
     <w:pPr>
       <w:pBdr/>
@@ -33073,9 +32943,9 @@
       </w:tcPr>
     </w:tblStylePr>
   </w:style>
-  <w:style w:type="table" w:styleId="829">
+  <w:style w:type="table" w:styleId="846">
     <w:name w:val="List Table 4 - Accent 6"/>
-    <w:basedOn w:val="745"/>
+    <w:basedOn w:val="762"/>
     <w:uiPriority w:val="99"/>
     <w:pPr>
       <w:pBdr/>
@@ -33298,9 +33168,9 @@
       </w:tcPr>
     </w:tblStylePr>
   </w:style>
-  <w:style w:type="table" w:styleId="830">
+  <w:style w:type="table" w:styleId="847">
     <w:name w:val="List Table 5 Dark"/>
-    <w:basedOn w:val="745"/>
+    <w:basedOn w:val="762"/>
     <w:uiPriority w:val="99"/>
     <w:pPr>
       <w:pBdr/>
@@ -33540,9 +33410,9 @@
       </w:tcPr>
     </w:tblStylePr>
   </w:style>
-  <w:style w:type="table" w:styleId="831">
+  <w:style w:type="table" w:styleId="848">
     <w:name w:val="List Table 5 Dark - Accent 1"/>
-    <w:basedOn w:val="745"/>
+    <w:basedOn w:val="762"/>
     <w:uiPriority w:val="99"/>
     <w:pPr>
       <w:pBdr/>
@@ -33782,9 +33652,9 @@
       </w:tcPr>
     </w:tblStylePr>
   </w:style>
-  <w:style w:type="table" w:styleId="832">
+  <w:style w:type="table" w:styleId="849">
     <w:name w:val="List Table 5 Dark - Accent 2"/>
-    <w:basedOn w:val="745"/>
+    <w:basedOn w:val="762"/>
     <w:uiPriority w:val="99"/>
     <w:pPr>
       <w:pBdr/>
@@ -34024,9 +33894,9 @@
       </w:tcPr>
     </w:tblStylePr>
   </w:style>
-  <w:style w:type="table" w:styleId="833">
+  <w:style w:type="table" w:styleId="850">
     <w:name w:val="List Table 5 Dark - Accent 3"/>
-    <w:basedOn w:val="745"/>
+    <w:basedOn w:val="762"/>
     <w:uiPriority w:val="99"/>
     <w:pPr>
       <w:pBdr/>
@@ -34266,9 +34136,9 @@
       </w:tcPr>
     </w:tblStylePr>
   </w:style>
-  <w:style w:type="table" w:styleId="834">
+  <w:style w:type="table" w:styleId="851">
     <w:name w:val="List Table 5 Dark - Accent 4"/>
-    <w:basedOn w:val="745"/>
+    <w:basedOn w:val="762"/>
     <w:uiPriority w:val="99"/>
     <w:pPr>
       <w:pBdr/>
@@ -34508,9 +34378,9 @@
       </w:tcPr>
     </w:tblStylePr>
   </w:style>
-  <w:style w:type="table" w:styleId="835">
+  <w:style w:type="table" w:styleId="852">
     <w:name w:val="List Table 5 Dark - Accent 5"/>
-    <w:basedOn w:val="745"/>
+    <w:basedOn w:val="762"/>
     <w:uiPriority w:val="99"/>
     <w:pPr>
       <w:pBdr/>
@@ -34750,9 +34620,9 @@
       </w:tcPr>
     </w:tblStylePr>
   </w:style>
-  <w:style w:type="table" w:styleId="836">
+  <w:style w:type="table" w:styleId="853">
     <w:name w:val="List Table 5 Dark - Accent 6"/>
-    <w:basedOn w:val="745"/>
+    <w:basedOn w:val="762"/>
     <w:uiPriority w:val="99"/>
     <w:pPr>
       <w:pBdr/>
@@ -34992,9 +34862,9 @@
       </w:tcPr>
     </w:tblStylePr>
   </w:style>
-  <w:style w:type="table" w:styleId="837">
+  <w:style w:type="table" w:styleId="854">
     <w:name w:val="List Table 6 Colorful"/>
-    <w:basedOn w:val="745"/>
+    <w:basedOn w:val="762"/>
     <w:uiPriority w:val="99"/>
     <w:pPr>
       <w:pBdr/>
@@ -35215,9 +35085,9 @@
       </w:tcPr>
     </w:tblStylePr>
   </w:style>
-  <w:style w:type="table" w:styleId="838">
+  <w:style w:type="table" w:styleId="855">
     <w:name w:val="List Table 6 Colorful - Accent 1"/>
-    <w:basedOn w:val="745"/>
+    <w:basedOn w:val="762"/>
     <w:uiPriority w:val="99"/>
     <w:pPr>
       <w:pBdr/>
@@ -35438,9 +35308,9 @@
       </w:tcPr>
     </w:tblStylePr>
   </w:style>
-  <w:style w:type="table" w:styleId="839">
+  <w:style w:type="table" w:styleId="856">
     <w:name w:val="List Table 6 Colorful - Accent 2"/>
-    <w:basedOn w:val="745"/>
+    <w:basedOn w:val="762"/>
     <w:uiPriority w:val="99"/>
     <w:pPr>
       <w:pBdr/>
@@ -35661,9 +35531,9 @@
       </w:tcPr>
     </w:tblStylePr>
   </w:style>
-  <w:style w:type="table" w:styleId="840">
+  <w:style w:type="table" w:styleId="857">
     <w:name w:val="List Table 6 Colorful - Accent 3"/>
-    <w:basedOn w:val="745"/>
+    <w:basedOn w:val="762"/>
     <w:uiPriority w:val="99"/>
     <w:pPr>
       <w:pBdr/>
@@ -35884,9 +35754,9 @@
       </w:tcPr>
     </w:tblStylePr>
   </w:style>
-  <w:style w:type="table" w:styleId="841">
+  <w:style w:type="table" w:styleId="858">
     <w:name w:val="List Table 6 Colorful - Accent 4"/>
-    <w:basedOn w:val="745"/>
+    <w:basedOn w:val="762"/>
     <w:uiPriority w:val="99"/>
     <w:pPr>
       <w:pBdr/>
@@ -36107,9 +35977,9 @@
       </w:tcPr>
     </w:tblStylePr>
   </w:style>
-  <w:style w:type="table" w:styleId="842">
+  <w:style w:type="table" w:styleId="859">
     <w:name w:val="List Table 6 Colorful - Accent 5"/>
-    <w:basedOn w:val="745"/>
+    <w:basedOn w:val="762"/>
     <w:uiPriority w:val="99"/>
     <w:pPr>
       <w:pBdr/>
@@ -36330,9 +36200,9 @@
       </w:tcPr>
     </w:tblStylePr>
   </w:style>
-  <w:style w:type="table" w:styleId="843">
+  <w:style w:type="table" w:styleId="860">
     <w:name w:val="List Table 6 Colorful - Accent 6"/>
-    <w:basedOn w:val="745"/>
+    <w:basedOn w:val="762"/>
     <w:uiPriority w:val="99"/>
     <w:pPr>
       <w:pBdr/>
@@ -36553,9 +36423,9 @@
       </w:tcPr>
     </w:tblStylePr>
   </w:style>
-  <w:style w:type="table" w:styleId="844">
+  <w:style w:type="table" w:styleId="861">
     <w:name w:val="List Table 7 Colorful"/>
-    <w:basedOn w:val="745"/>
+    <w:basedOn w:val="762"/>
     <w:uiPriority w:val="99"/>
     <w:pPr>
       <w:pBdr/>
@@ -36809,9 +36679,9 @@
       </w:tcPr>
     </w:tblStylePr>
   </w:style>
-  <w:style w:type="table" w:styleId="845">
+  <w:style w:type="table" w:styleId="862">
     <w:name w:val="List Table 7 Colorful - Accent 1"/>
-    <w:basedOn w:val="745"/>
+    <w:basedOn w:val="762"/>
     <w:uiPriority w:val="99"/>
     <w:pPr>
       <w:pBdr/>
@@ -37065,9 +36935,9 @@
       </w:tcPr>
     </w:tblStylePr>
   </w:style>
-  <w:style w:type="table" w:styleId="846">
+  <w:style w:type="table" w:styleId="863">
     <w:name w:val="List Table 7 Colorful - Accent 2"/>
-    <w:basedOn w:val="745"/>
+    <w:basedOn w:val="762"/>
     <w:uiPriority w:val="99"/>
     <w:pPr>
       <w:pBdr/>
@@ -37321,9 +37191,9 @@
       </w:tcPr>
     </w:tblStylePr>
   </w:style>
-  <w:style w:type="table" w:styleId="847">
+  <w:style w:type="table" w:styleId="864">
     <w:name w:val="List Table 7 Colorful - Accent 3"/>
-    <w:basedOn w:val="745"/>
+    <w:basedOn w:val="762"/>
     <w:uiPriority w:val="99"/>
     <w:pPr>
       <w:pBdr/>
@@ -37577,9 +37447,9 @@
       </w:tcPr>
     </w:tblStylePr>
   </w:style>
-  <w:style w:type="table" w:styleId="848">
+  <w:style w:type="table" w:styleId="865">
     <w:name w:val="List Table 7 Colorful - Accent 4"/>
-    <w:basedOn w:val="745"/>
+    <w:basedOn w:val="762"/>
     <w:uiPriority w:val="99"/>
     <w:pPr>
       <w:pBdr/>
@@ -37833,9 +37703,9 @@
       </w:tcPr>
     </w:tblStylePr>
   </w:style>
-  <w:style w:type="table" w:styleId="849">
+  <w:style w:type="table" w:styleId="866">
     <w:name w:val="List Table 7 Colorful - Accent 5"/>
-    <w:basedOn w:val="745"/>
+    <w:basedOn w:val="762"/>
     <w:uiPriority w:val="99"/>
     <w:pPr>
       <w:pBdr/>
@@ -38089,9 +37959,9 @@
       </w:tcPr>
     </w:tblStylePr>
   </w:style>
-  <w:style w:type="table" w:styleId="850">
+  <w:style w:type="table" w:styleId="867">
     <w:name w:val="List Table 7 Colorful - Accent 6"/>
-    <w:basedOn w:val="745"/>
+    <w:basedOn w:val="762"/>
     <w:uiPriority w:val="99"/>
     <w:pPr>
       <w:pBdr/>
@@ -38345,9 +38215,9 @@
       </w:tcPr>
     </w:tblStylePr>
   </w:style>
-  <w:style w:type="table" w:styleId="851">
+  <w:style w:type="table" w:styleId="868">
     <w:name w:val="Lined - Accent"/>
-    <w:basedOn w:val="745"/>
+    <w:basedOn w:val="762"/>
     <w:uiPriority w:val="99"/>
     <w:pPr>
       <w:pBdr/>
@@ -38582,9 +38452,9 @@
       </w:tcPr>
     </w:tblStylePr>
   </w:style>
-  <w:style w:type="table" w:styleId="852">
+  <w:style w:type="table" w:styleId="869">
     <w:name w:val="Lined - Accent 1"/>
-    <w:basedOn w:val="745"/>
+    <w:basedOn w:val="762"/>
     <w:uiPriority w:val="99"/>
     <w:pPr>
       <w:pBdr/>
@@ -38819,9 +38689,9 @@
       </w:tcPr>
     </w:tblStylePr>
   </w:style>
-  <w:style w:type="table" w:styleId="853">
+  <w:style w:type="table" w:styleId="870">
     <w:name w:val="Lined - Accent 2"/>
-    <w:basedOn w:val="745"/>
+    <w:basedOn w:val="762"/>
     <w:uiPriority w:val="99"/>
     <w:pPr>
       <w:pBdr/>
@@ -39056,9 +38926,9 @@
       </w:tcPr>
     </w:tblStylePr>
   </w:style>
-  <w:style w:type="table" w:styleId="854">
+  <w:style w:type="table" w:styleId="871">
     <w:name w:val="Lined - Accent 3"/>
-    <w:basedOn w:val="745"/>
+    <w:basedOn w:val="762"/>
     <w:uiPriority w:val="99"/>
     <w:pPr>
       <w:pBdr/>
@@ -39293,9 +39163,9 @@
       </w:tcPr>
     </w:tblStylePr>
   </w:style>
-  <w:style w:type="table" w:styleId="855">
+  <w:style w:type="table" w:styleId="872">
     <w:name w:val="Lined - Accent 4"/>
-    <w:basedOn w:val="745"/>
+    <w:basedOn w:val="762"/>
     <w:uiPriority w:val="99"/>
     <w:pPr>
       <w:pBdr/>
@@ -39530,9 +39400,9 @@
       </w:tcPr>
     </w:tblStylePr>
   </w:style>
-  <w:style w:type="table" w:styleId="856">
+  <w:style w:type="table" w:styleId="873">
     <w:name w:val="Lined - Accent 5"/>
-    <w:basedOn w:val="745"/>
+    <w:basedOn w:val="762"/>
     <w:uiPriority w:val="99"/>
     <w:pPr>
       <w:pBdr/>
@@ -39767,9 +39637,9 @@
       </w:tcPr>
     </w:tblStylePr>
   </w:style>
-  <w:style w:type="table" w:styleId="857">
+  <w:style w:type="table" w:styleId="874">
     <w:name w:val="Lined - Accent 6"/>
-    <w:basedOn w:val="745"/>
+    <w:basedOn w:val="762"/>
     <w:uiPriority w:val="99"/>
     <w:pPr>
       <w:pBdr/>
@@ -40004,9 +39874,9 @@
       </w:tcPr>
     </w:tblStylePr>
   </w:style>
-  <w:style w:type="table" w:styleId="858">
+  <w:style w:type="table" w:styleId="875">
     <w:name w:val="Bordered &amp; Lined - Accent"/>
-    <w:basedOn w:val="745"/>
+    <w:basedOn w:val="762"/>
     <w:uiPriority w:val="99"/>
     <w:pPr>
       <w:pBdr/>
@@ -40248,9 +40118,9 @@
       </w:tcPr>
     </w:tblStylePr>
   </w:style>
-  <w:style w:type="table" w:styleId="859">
+  <w:style w:type="table" w:styleId="876">
     <w:name w:val="Bordered &amp; Lined - Accent 1"/>
-    <w:basedOn w:val="745"/>
+    <w:basedOn w:val="762"/>
     <w:uiPriority w:val="99"/>
     <w:pPr>
       <w:pBdr/>
@@ -40492,9 +40362,9 @@
       </w:tcPr>
     </w:tblStylePr>
   </w:style>
-  <w:style w:type="table" w:styleId="860">
+  <w:style w:type="table" w:styleId="877">
     <w:name w:val="Bordered &amp; Lined - Accent 2"/>
-    <w:basedOn w:val="745"/>
+    <w:basedOn w:val="762"/>
     <w:uiPriority w:val="99"/>
     <w:pPr>
       <w:pBdr/>
@@ -40736,9 +40606,9 @@
       </w:tcPr>
     </w:tblStylePr>
   </w:style>
-  <w:style w:type="table" w:styleId="861">
+  <w:style w:type="table" w:styleId="878">
     <w:name w:val="Bordered &amp; Lined - Accent 3"/>
-    <w:basedOn w:val="745"/>
+    <w:basedOn w:val="762"/>
     <w:uiPriority w:val="99"/>
     <w:pPr>
       <w:pBdr/>
@@ -40980,9 +40850,9 @@
       </w:tcPr>
     </w:tblStylePr>
   </w:style>
-  <w:style w:type="table" w:styleId="862">
+  <w:style w:type="table" w:styleId="879">
     <w:name w:val="Bordered &amp; Lined - Accent 4"/>
-    <w:basedOn w:val="745"/>
+    <w:basedOn w:val="762"/>
     <w:uiPriority w:val="99"/>
     <w:pPr>
       <w:pBdr/>
@@ -41224,9 +41094,9 @@
       </w:tcPr>
     </w:tblStylePr>
   </w:style>
-  <w:style w:type="table" w:styleId="863">
+  <w:style w:type="table" w:styleId="880">
     <w:name w:val="Bordered &amp; Lined - Accent 5"/>
-    <w:basedOn w:val="745"/>
+    <w:basedOn w:val="762"/>
     <w:uiPriority w:val="99"/>
     <w:pPr>
       <w:pBdr/>
@@ -41468,9 +41338,9 @@
       </w:tcPr>
     </w:tblStylePr>
   </w:style>
-  <w:style w:type="table" w:styleId="864">
+  <w:style w:type="table" w:styleId="881">
     <w:name w:val="Bordered &amp; Lined - Accent 6"/>
-    <w:basedOn w:val="745"/>
+    <w:basedOn w:val="762"/>
     <w:uiPriority w:val="99"/>
     <w:pPr>
       <w:pBdr/>
@@ -41712,9 +41582,9 @@
       </w:tcPr>
     </w:tblStylePr>
   </w:style>
-  <w:style w:type="table" w:styleId="865">
+  <w:style w:type="table" w:styleId="882">
     <w:name w:val="Bordered"/>
-    <w:basedOn w:val="745"/>
+    <w:basedOn w:val="762"/>
     <w:uiPriority w:val="99"/>
     <w:pPr>
       <w:pBdr/>
@@ -41943,9 +41813,9 @@
       </w:tcPr>
     </w:tblStylePr>
   </w:style>
-  <w:style w:type="table" w:styleId="866">
+  <w:style w:type="table" w:styleId="883">
     <w:name w:val="Bordered - Accent 1"/>
-    <w:basedOn w:val="745"/>
+    <w:basedOn w:val="762"/>
     <w:uiPriority w:val="99"/>
     <w:pPr>
       <w:pBdr/>
@@ -42174,9 +42044,9 @@
       </w:tcPr>
     </w:tblStylePr>
   </w:style>
-  <w:style w:type="table" w:styleId="867">
+  <w:style w:type="table" w:styleId="884">
     <w:name w:val="Bordered - Accent 2"/>
-    <w:basedOn w:val="745"/>
+    <w:basedOn w:val="762"/>
     <w:uiPriority w:val="99"/>
     <w:pPr>
       <w:pBdr/>
@@ -42405,9 +42275,9 @@
       </w:tcPr>
     </w:tblStylePr>
   </w:style>
-  <w:style w:type="table" w:styleId="868">
+  <w:style w:type="table" w:styleId="885">
     <w:name w:val="Bordered - Accent 3"/>
-    <w:basedOn w:val="745"/>
+    <w:basedOn w:val="762"/>
     <w:uiPriority w:val="99"/>
     <w:pPr>
       <w:pBdr/>
@@ -42636,9 +42506,9 @@
       </w:tcPr>
     </w:tblStylePr>
   </w:style>
-  <w:style w:type="table" w:styleId="869">
+  <w:style w:type="table" w:styleId="886">
     <w:name w:val="Bordered - Accent 4"/>
-    <w:basedOn w:val="745"/>
+    <w:basedOn w:val="762"/>
     <w:uiPriority w:val="99"/>
     <w:pPr>
       <w:pBdr/>
@@ -42867,9 +42737,9 @@
       </w:tcPr>
     </w:tblStylePr>
   </w:style>
-  <w:style w:type="table" w:styleId="870">
+  <w:style w:type="table" w:styleId="887">
     <w:name w:val="Bordered - Accent 5"/>
-    <w:basedOn w:val="745"/>
+    <w:basedOn w:val="762"/>
     <w:uiPriority w:val="99"/>
     <w:pPr>
       <w:pBdr/>
@@ -43098,9 +42968,9 @@
       </w:tcPr>
     </w:tblStylePr>
   </w:style>
-  <w:style w:type="table" w:styleId="871">
+  <w:style w:type="table" w:styleId="888">
     <w:name w:val="Bordered - Accent 6"/>
-    <w:basedOn w:val="745"/>
+    <w:basedOn w:val="762"/>
     <w:uiPriority w:val="99"/>
     <w:pPr>
       <w:pBdr/>
@@ -43329,7 +43199,7 @@
       </w:tcPr>
     </w:tblStylePr>
   </w:style>
-  <w:style w:type="paragraph" w:styleId="872" w:default="1">
+  <w:style w:type="paragraph" w:styleId="889" w:default="1">
     <w:name w:val="Normal"/>
     <w:qFormat/>
     <w:pPr>
@@ -43339,11 +43209,11 @@
       <w:ind w:firstLine="720"/>
     </w:pPr>
   </w:style>
-  <w:style w:type="paragraph" w:styleId="873">
+  <w:style w:type="paragraph" w:styleId="890">
     <w:name w:val="Heading 7"/>
-    <w:basedOn w:val="872"/>
-    <w:next w:val="872"/>
-    <w:link w:val="884"/>
+    <w:basedOn w:val="889"/>
+    <w:next w:val="889"/>
+    <w:link w:val="901"/>
     <w:uiPriority w:val="9"/>
     <w:unhideWhenUsed/>
     <w:qFormat/>
@@ -43360,11 +43230,11 @@
       <w:color w:val="595959" w:themeColor="text1" w:themeTint="A6"/>
     </w:rPr>
   </w:style>
-  <w:style w:type="paragraph" w:styleId="874">
+  <w:style w:type="paragraph" w:styleId="891">
     <w:name w:val="Heading 8"/>
-    <w:basedOn w:val="872"/>
-    <w:next w:val="872"/>
-    <w:link w:val="885"/>
+    <w:basedOn w:val="889"/>
+    <w:next w:val="889"/>
+    <w:link w:val="902"/>
     <w:uiPriority w:val="9"/>
     <w:unhideWhenUsed/>
     <w:qFormat/>
@@ -43383,11 +43253,11 @@
       <w:color w:val="272727" w:themeColor="text1" w:themeTint="D8"/>
     </w:rPr>
   </w:style>
-  <w:style w:type="paragraph" w:styleId="875">
+  <w:style w:type="paragraph" w:styleId="892">
     <w:name w:val="Heading 9"/>
-    <w:basedOn w:val="872"/>
-    <w:next w:val="872"/>
-    <w:link w:val="886"/>
+    <w:basedOn w:val="889"/>
+    <w:next w:val="889"/>
+    <w:link w:val="903"/>
     <w:uiPriority w:val="9"/>
     <w:unhideWhenUsed/>
     <w:qFormat/>
@@ -43406,7 +43276,7 @@
       <w:color w:val="272727" w:themeColor="text1" w:themeTint="D8"/>
     </w:rPr>
   </w:style>
-  <w:style w:type="character" w:styleId="876" w:default="1">
+  <w:style w:type="character" w:styleId="893" w:default="1">
     <w:name w:val="Default Paragraph Font"/>
     <w:uiPriority w:val="1"/>
     <w:semiHidden/>
@@ -43417,7 +43287,7 @@
       <w:ind/>
     </w:pPr>
   </w:style>
-  <w:style w:type="numbering" w:styleId="877" w:default="1">
+  <w:style w:type="numbering" w:styleId="894" w:default="1">
     <w:name w:val="No List"/>
     <w:uiPriority w:val="99"/>
     <w:semiHidden/>
@@ -43428,10 +43298,10 @@
       <w:ind/>
     </w:pPr>
   </w:style>
-  <w:style w:type="character" w:styleId="878">
+  <w:style w:type="character" w:styleId="895">
     <w:name w:val="Heading 1 Char"/>
-    <w:basedOn w:val="876"/>
-    <w:link w:val="920"/>
+    <w:basedOn w:val="893"/>
+    <w:link w:val="937"/>
     <w:uiPriority w:val="9"/>
     <w:pPr>
       <w:pBdr/>
@@ -43445,10 +43315,10 @@
       <w:szCs w:val="40"/>
     </w:rPr>
   </w:style>
-  <w:style w:type="character" w:styleId="879">
+  <w:style w:type="character" w:styleId="896">
     <w:name w:val="Heading 2 Char"/>
-    <w:basedOn w:val="876"/>
-    <w:link w:val="921"/>
+    <w:basedOn w:val="893"/>
+    <w:link w:val="938"/>
     <w:uiPriority w:val="9"/>
     <w:pPr>
       <w:pBdr/>
@@ -43462,10 +43332,10 @@
       <w:szCs w:val="32"/>
     </w:rPr>
   </w:style>
-  <w:style w:type="character" w:styleId="880">
+  <w:style w:type="character" w:styleId="897">
     <w:name w:val="Heading 3 Char"/>
-    <w:basedOn w:val="876"/>
-    <w:link w:val="922"/>
+    <w:basedOn w:val="893"/>
+    <w:link w:val="939"/>
     <w:uiPriority w:val="9"/>
     <w:pPr>
       <w:pBdr/>
@@ -43479,10 +43349,10 @@
       <w:szCs w:val="28"/>
     </w:rPr>
   </w:style>
-  <w:style w:type="character" w:styleId="881">
+  <w:style w:type="character" w:styleId="898">
     <w:name w:val="Heading 4 Char"/>
-    <w:basedOn w:val="876"/>
-    <w:link w:val="923"/>
+    <w:basedOn w:val="893"/>
+    <w:link w:val="940"/>
     <w:uiPriority w:val="9"/>
     <w:pPr>
       <w:pBdr/>
@@ -43496,10 +43366,10 @@
       <w:color w:val="0f4761" w:themeColor="accent1" w:themeShade="BF"/>
     </w:rPr>
   </w:style>
-  <w:style w:type="character" w:styleId="882">
+  <w:style w:type="character" w:styleId="899">
     <w:name w:val="Heading 5 Char"/>
-    <w:basedOn w:val="876"/>
-    <w:link w:val="924"/>
+    <w:basedOn w:val="893"/>
+    <w:link w:val="941"/>
     <w:uiPriority w:val="9"/>
     <w:pPr>
       <w:pBdr/>
@@ -43511,10 +43381,10 @@
       <w:color w:val="0f4761" w:themeColor="accent1" w:themeShade="BF"/>
     </w:rPr>
   </w:style>
-  <w:style w:type="character" w:styleId="883">
+  <w:style w:type="character" w:styleId="900">
     <w:name w:val="Heading 6 Char"/>
-    <w:basedOn w:val="876"/>
-    <w:link w:val="925"/>
+    <w:basedOn w:val="893"/>
+    <w:link w:val="942"/>
     <w:uiPriority w:val="9"/>
     <w:pPr>
       <w:pBdr/>
@@ -43528,10 +43398,10 @@
       <w:color w:val="595959" w:themeColor="text1" w:themeTint="A6"/>
     </w:rPr>
   </w:style>
-  <w:style w:type="character" w:styleId="884">
+  <w:style w:type="character" w:styleId="901">
     <w:name w:val="Heading 7 Char"/>
-    <w:basedOn w:val="876"/>
-    <w:link w:val="873"/>
+    <w:basedOn w:val="893"/>
+    <w:link w:val="890"/>
     <w:uiPriority w:val="9"/>
     <w:pPr>
       <w:pBdr/>
@@ -43543,10 +43413,10 @@
       <w:color w:val="595959" w:themeColor="text1" w:themeTint="A6"/>
     </w:rPr>
   </w:style>
-  <w:style w:type="character" w:styleId="885">
+  <w:style w:type="character" w:styleId="902">
     <w:name w:val="Heading 8 Char"/>
-    <w:basedOn w:val="876"/>
-    <w:link w:val="874"/>
+    <w:basedOn w:val="893"/>
+    <w:link w:val="891"/>
     <w:uiPriority w:val="9"/>
     <w:pPr>
       <w:pBdr/>
@@ -43560,10 +43430,10 @@
       <w:color w:val="272727" w:themeColor="text1" w:themeTint="D8"/>
     </w:rPr>
   </w:style>
-  <w:style w:type="character" w:styleId="886">
+  <w:style w:type="character" w:styleId="903">
     <w:name w:val="Heading 9 Char"/>
-    <w:basedOn w:val="876"/>
-    <w:link w:val="875"/>
+    <w:basedOn w:val="893"/>
+    <w:link w:val="892"/>
     <w:uiPriority w:val="9"/>
     <w:pPr>
       <w:pBdr/>
@@ -43577,10 +43447,10 @@
       <w:color w:val="272727" w:themeColor="text1" w:themeTint="D8"/>
     </w:rPr>
   </w:style>
-  <w:style w:type="character" w:styleId="887">
+  <w:style w:type="character" w:styleId="904">
     <w:name w:val="Title Char"/>
-    <w:basedOn w:val="876"/>
-    <w:link w:val="919"/>
+    <w:basedOn w:val="893"/>
+    <w:link w:val="936"/>
     <w:uiPriority w:val="10"/>
     <w:pPr>
       <w:pBdr/>
@@ -43594,11 +43464,11 @@
       <w:szCs w:val="56"/>
     </w:rPr>
   </w:style>
-  <w:style w:type="paragraph" w:styleId="888">
+  <w:style w:type="paragraph" w:styleId="905">
     <w:name w:val="Subtitle"/>
-    <w:basedOn w:val="872"/>
-    <w:next w:val="872"/>
-    <w:link w:val="889"/>
+    <w:basedOn w:val="889"/>
+    <w:next w:val="889"/>
+    <w:link w:val="906"/>
     <w:uiPriority w:val="11"/>
     <w:qFormat/>
     <w:pPr>
@@ -43616,10 +43486,10 @@
       <w:szCs w:val="28"/>
     </w:rPr>
   </w:style>
-  <w:style w:type="character" w:styleId="889">
+  <w:style w:type="character" w:styleId="906">
     <w:name w:val="Subtitle Char"/>
-    <w:basedOn w:val="876"/>
-    <w:link w:val="888"/>
+    <w:basedOn w:val="893"/>
+    <w:link w:val="905"/>
     <w:uiPriority w:val="11"/>
     <w:pPr>
       <w:pBdr/>
@@ -43633,11 +43503,11 @@
       <w:szCs w:val="28"/>
     </w:rPr>
   </w:style>
-  <w:style w:type="paragraph" w:styleId="890">
+  <w:style w:type="paragraph" w:styleId="907">
     <w:name w:val="Quote"/>
-    <w:basedOn w:val="872"/>
-    <w:next w:val="872"/>
-    <w:link w:val="891"/>
+    <w:basedOn w:val="889"/>
+    <w:next w:val="889"/>
+    <w:link w:val="908"/>
     <w:uiPriority w:val="29"/>
     <w:qFormat/>
     <w:pPr>
@@ -43652,10 +43522,10 @@
       <w:color w:val="404040" w:themeColor="text1" w:themeTint="BF"/>
     </w:rPr>
   </w:style>
-  <w:style w:type="character" w:styleId="891">
+  <w:style w:type="character" w:styleId="908">
     <w:name w:val="Quote Char"/>
-    <w:basedOn w:val="876"/>
-    <w:link w:val="890"/>
+    <w:basedOn w:val="893"/>
+    <w:link w:val="907"/>
     <w:uiPriority w:val="29"/>
     <w:pPr>
       <w:pBdr/>
@@ -43668,9 +43538,9 @@
       <w:color w:val="404040" w:themeColor="text1" w:themeTint="BF"/>
     </w:rPr>
   </w:style>
-  <w:style w:type="character" w:styleId="892">
+  <w:style w:type="character" w:styleId="909">
     <w:name w:val="Intense Emphasis"/>
-    <w:basedOn w:val="876"/>
+    <w:basedOn w:val="893"/>
     <w:uiPriority w:val="21"/>
     <w:qFormat/>
     <w:pPr>
@@ -43684,11 +43554,11 @@
       <w:color w:val="0f4761" w:themeColor="accent1" w:themeShade="BF"/>
     </w:rPr>
   </w:style>
-  <w:style w:type="paragraph" w:styleId="893">
+  <w:style w:type="paragraph" w:styleId="910">
     <w:name w:val="Intense Quote"/>
-    <w:basedOn w:val="872"/>
-    <w:next w:val="872"/>
-    <w:link w:val="894"/>
+    <w:basedOn w:val="889"/>
+    <w:next w:val="889"/>
+    <w:link w:val="911"/>
     <w:uiPriority w:val="30"/>
     <w:qFormat/>
     <w:pPr>
@@ -43706,10 +43576,10 @@
       <w:color w:val="0f4761" w:themeColor="accent1" w:themeShade="BF"/>
     </w:rPr>
   </w:style>
-  <w:style w:type="character" w:styleId="894">
+  <w:style w:type="character" w:styleId="911">
     <w:name w:val="Intense Quote Char"/>
-    <w:basedOn w:val="876"/>
-    <w:link w:val="893"/>
+    <w:basedOn w:val="893"/>
+    <w:link w:val="910"/>
     <w:uiPriority w:val="30"/>
     <w:pPr>
       <w:pBdr/>
@@ -43722,9 +43592,9 @@
       <w:color w:val="0f4761" w:themeColor="accent1" w:themeShade="BF"/>
     </w:rPr>
   </w:style>
-  <w:style w:type="character" w:styleId="895">
+  <w:style w:type="character" w:styleId="912">
     <w:name w:val="Intense Reference"/>
-    <w:basedOn w:val="876"/>
+    <w:basedOn w:val="893"/>
     <w:uiPriority w:val="32"/>
     <w:qFormat/>
     <w:pPr>
@@ -43740,9 +43610,9 @@
       <w:spacing w:val="5"/>
     </w:rPr>
   </w:style>
-  <w:style w:type="paragraph" w:styleId="896">
+  <w:style w:type="paragraph" w:styleId="913">
     <w:name w:val="No Spacing"/>
-    <w:basedOn w:val="872"/>
+    <w:basedOn w:val="889"/>
     <w:uiPriority w:val="1"/>
     <w:qFormat/>
     <w:pPr>
@@ -43759,9 +43629,9 @@
       <w:lang w:eastAsia="ru-RU"/>
     </w:rPr>
   </w:style>
-  <w:style w:type="character" w:styleId="897">
+  <w:style w:type="character" w:styleId="914">
     <w:name w:val="Subtle Emphasis"/>
-    <w:basedOn w:val="876"/>
+    <w:basedOn w:val="893"/>
     <w:uiPriority w:val="19"/>
     <w:qFormat/>
     <w:pPr>
@@ -43775,9 +43645,9 @@
       <w:color w:val="404040" w:themeColor="text1" w:themeTint="BF"/>
     </w:rPr>
   </w:style>
-  <w:style w:type="character" w:styleId="898">
+  <w:style w:type="character" w:styleId="915">
     <w:name w:val="Emphasis"/>
-    <w:basedOn w:val="876"/>
+    <w:basedOn w:val="893"/>
     <w:uiPriority w:val="20"/>
     <w:qFormat/>
     <w:pPr>
@@ -43790,9 +43660,9 @@
       <w:iCs/>
     </w:rPr>
   </w:style>
-  <w:style w:type="character" w:styleId="899">
+  <w:style w:type="character" w:styleId="916">
     <w:name w:val="Subtle Reference"/>
-    <w:basedOn w:val="876"/>
+    <w:basedOn w:val="893"/>
     <w:uiPriority w:val="31"/>
     <w:qFormat/>
     <w:pPr>
@@ -43805,9 +43675,9 @@
       <w:color w:val="5a5a5a" w:themeColor="text1" w:themeTint="A5"/>
     </w:rPr>
   </w:style>
-  <w:style w:type="character" w:styleId="900">
+  <w:style w:type="character" w:styleId="917">
     <w:name w:val="Book Title"/>
-    <w:basedOn w:val="876"/>
+    <w:basedOn w:val="893"/>
     <w:uiPriority w:val="33"/>
     <w:qFormat/>
     <w:pPr>
@@ -43823,10 +43693,10 @@
       <w:spacing w:val="5"/>
     </w:rPr>
   </w:style>
-  <w:style w:type="paragraph" w:styleId="901">
+  <w:style w:type="paragraph" w:styleId="918">
     <w:name w:val="Header"/>
-    <w:basedOn w:val="872"/>
-    <w:link w:val="902"/>
+    <w:basedOn w:val="889"/>
+    <w:link w:val="919"/>
     <w:uiPriority w:val="99"/>
     <w:unhideWhenUsed/>
     <w:pPr>
@@ -43839,10 +43709,10 @@
       <w:ind/>
     </w:pPr>
   </w:style>
-  <w:style w:type="character" w:styleId="902">
+  <w:style w:type="character" w:styleId="919">
     <w:name w:val="Header Char"/>
-    <w:basedOn w:val="876"/>
-    <w:link w:val="901"/>
+    <w:basedOn w:val="893"/>
+    <w:link w:val="918"/>
     <w:uiPriority w:val="99"/>
     <w:pPr>
       <w:pBdr/>
@@ -43850,10 +43720,10 @@
       <w:ind/>
     </w:pPr>
   </w:style>
-  <w:style w:type="paragraph" w:styleId="903">
+  <w:style w:type="paragraph" w:styleId="920">
     <w:name w:val="Footer"/>
-    <w:basedOn w:val="872"/>
-    <w:link w:val="904"/>
+    <w:basedOn w:val="889"/>
+    <w:link w:val="921"/>
     <w:uiPriority w:val="99"/>
     <w:unhideWhenUsed/>
     <w:pPr>
@@ -43866,10 +43736,10 @@
       <w:ind/>
     </w:pPr>
   </w:style>
-  <w:style w:type="character" w:styleId="904">
+  <w:style w:type="character" w:styleId="921">
     <w:name w:val="Footer Char"/>
-    <w:basedOn w:val="876"/>
-    <w:link w:val="903"/>
+    <w:basedOn w:val="893"/>
+    <w:link w:val="920"/>
     <w:uiPriority w:val="99"/>
     <w:pPr>
       <w:pBdr/>
@@ -43877,10 +43747,10 @@
       <w:ind/>
     </w:pPr>
   </w:style>
-  <w:style w:type="paragraph" w:styleId="905">
+  <w:style w:type="paragraph" w:styleId="922">
     <w:name w:val="Caption"/>
-    <w:basedOn w:val="872"/>
-    <w:next w:val="872"/>
+    <w:basedOn w:val="889"/>
+    <w:next w:val="889"/>
     <w:uiPriority w:val="35"/>
     <w:unhideWhenUsed/>
     <w:qFormat/>
@@ -43897,9 +43767,9 @@
       <w:szCs w:val="18"/>
     </w:rPr>
   </w:style>
-  <w:style w:type="character" w:styleId="906">
+  <w:style w:type="character" w:styleId="923">
     <w:name w:val="FollowedHyperlink"/>
-    <w:basedOn w:val="876"/>
+    <w:basedOn w:val="893"/>
     <w:uiPriority w:val="99"/>
     <w:semiHidden/>
     <w:unhideWhenUsed/>
@@ -43913,10 +43783,10 @@
       <w:u w:val="single"/>
     </w:rPr>
   </w:style>
-  <w:style w:type="paragraph" w:styleId="907">
+  <w:style w:type="paragraph" w:styleId="924">
     <w:name w:val="toc 1"/>
-    <w:basedOn w:val="872"/>
-    <w:next w:val="872"/>
+    <w:basedOn w:val="889"/>
+    <w:next w:val="889"/>
     <w:uiPriority w:val="39"/>
     <w:unhideWhenUsed/>
     <w:pPr>
@@ -43925,10 +43795,10 @@
       <w:ind/>
     </w:pPr>
   </w:style>
-  <w:style w:type="paragraph" w:styleId="908">
+  <w:style w:type="paragraph" w:styleId="925">
     <w:name w:val="toc 2"/>
-    <w:basedOn w:val="872"/>
-    <w:next w:val="872"/>
+    <w:basedOn w:val="889"/>
+    <w:next w:val="889"/>
     <w:uiPriority w:val="39"/>
     <w:unhideWhenUsed/>
     <w:pPr>
@@ -43937,10 +43807,10 @@
       <w:ind w:left="220"/>
     </w:pPr>
   </w:style>
-  <w:style w:type="paragraph" w:styleId="909">
+  <w:style w:type="paragraph" w:styleId="926">
     <w:name w:val="toc 3"/>
-    <w:basedOn w:val="872"/>
-    <w:next w:val="872"/>
+    <w:basedOn w:val="889"/>
+    <w:next w:val="889"/>
     <w:uiPriority w:val="39"/>
     <w:unhideWhenUsed/>
     <w:pPr>
@@ -43949,10 +43819,10 @@
       <w:ind w:left="440"/>
     </w:pPr>
   </w:style>
-  <w:style w:type="paragraph" w:styleId="910">
+  <w:style w:type="paragraph" w:styleId="927">
     <w:name w:val="toc 4"/>
-    <w:basedOn w:val="872"/>
-    <w:next w:val="872"/>
+    <w:basedOn w:val="889"/>
+    <w:next w:val="889"/>
     <w:uiPriority w:val="39"/>
     <w:unhideWhenUsed/>
     <w:pPr>
@@ -43961,10 +43831,10 @@
       <w:ind w:left="660"/>
     </w:pPr>
   </w:style>
-  <w:style w:type="paragraph" w:styleId="911">
+  <w:style w:type="paragraph" w:styleId="928">
     <w:name w:val="toc 5"/>
-    <w:basedOn w:val="872"/>
-    <w:next w:val="872"/>
+    <w:basedOn w:val="889"/>
+    <w:next w:val="889"/>
     <w:uiPriority w:val="39"/>
     <w:unhideWhenUsed/>
     <w:pPr>
@@ -43973,10 +43843,10 @@
       <w:ind w:left="880"/>
     </w:pPr>
   </w:style>
-  <w:style w:type="paragraph" w:styleId="912">
+  <w:style w:type="paragraph" w:styleId="929">
     <w:name w:val="toc 6"/>
-    <w:basedOn w:val="872"/>
-    <w:next w:val="872"/>
+    <w:basedOn w:val="889"/>
+    <w:next w:val="889"/>
     <w:uiPriority w:val="39"/>
     <w:unhideWhenUsed/>
     <w:pPr>
@@ -43985,10 +43855,10 @@
       <w:ind w:left="1100"/>
     </w:pPr>
   </w:style>
-  <w:style w:type="paragraph" w:styleId="913">
+  <w:style w:type="paragraph" w:styleId="930">
     <w:name w:val="toc 7"/>
-    <w:basedOn w:val="872"/>
-    <w:next w:val="872"/>
+    <w:basedOn w:val="889"/>
+    <w:next w:val="889"/>
     <w:uiPriority w:val="39"/>
     <w:unhideWhenUsed/>
     <w:pPr>
@@ -43997,10 +43867,10 @@
       <w:ind w:left="1320"/>
     </w:pPr>
   </w:style>
-  <w:style w:type="paragraph" w:styleId="914">
+  <w:style w:type="paragraph" w:styleId="931">
     <w:name w:val="toc 8"/>
-    <w:basedOn w:val="872"/>
-    <w:next w:val="872"/>
+    <w:basedOn w:val="889"/>
+    <w:next w:val="889"/>
     <w:uiPriority w:val="39"/>
     <w:unhideWhenUsed/>
     <w:pPr>
@@ -44009,10 +43879,10 @@
       <w:ind w:left="1540"/>
     </w:pPr>
   </w:style>
-  <w:style w:type="paragraph" w:styleId="915">
+  <w:style w:type="paragraph" w:styleId="932">
     <w:name w:val="toc 9"/>
-    <w:basedOn w:val="872"/>
-    <w:next w:val="872"/>
+    <w:basedOn w:val="889"/>
+    <w:next w:val="889"/>
     <w:uiPriority w:val="39"/>
     <w:unhideWhenUsed/>
     <w:pPr>
@@ -44021,9 +43891,9 @@
       <w:ind w:left="1760"/>
     </w:pPr>
   </w:style>
-  <w:style w:type="character" w:styleId="916">
+  <w:style w:type="character" w:styleId="933">
     <w:name w:val="Placeholder Text"/>
-    <w:basedOn w:val="876"/>
+    <w:basedOn w:val="893"/>
     <w:uiPriority w:val="99"/>
     <w:semiHidden/>
     <w:pPr>
@@ -44035,7 +43905,7 @@
       <w:color w:val="666666"/>
     </w:rPr>
   </w:style>
-  <w:style w:type="paragraph" w:styleId="917">
+  <w:style w:type="paragraph" w:styleId="934">
     <w:name w:val="TOC Heading"/>
     <w:uiPriority w:val="39"/>
     <w:unhideWhenUsed/>
@@ -44045,10 +43915,10 @@
       <w:ind/>
     </w:pPr>
   </w:style>
-  <w:style w:type="paragraph" w:styleId="918">
+  <w:style w:type="paragraph" w:styleId="935">
     <w:name w:val="table of figures"/>
-    <w:basedOn w:val="872"/>
-    <w:next w:val="872"/>
+    <w:basedOn w:val="889"/>
+    <w:next w:val="889"/>
     <w:uiPriority w:val="99"/>
     <w:unhideWhenUsed/>
     <w:pPr>
@@ -44057,7 +43927,7 @@
       <w:ind/>
     </w:pPr>
   </w:style>
-  <w:style w:type="paragraph" w:styleId="919">
+  <w:style w:type="paragraph" w:styleId="936">
     <w:name w:val="Title"/>
     <w:qFormat/>
     <w:pPr>
@@ -44070,7 +43940,7 @@
       <w:szCs w:val="56"/>
     </w:rPr>
   </w:style>
-  <w:style w:type="paragraph" w:styleId="920">
+  <w:style w:type="paragraph" w:styleId="937">
     <w:name w:val="Heading 1"/>
     <w:qFormat/>
     <w:pPr>
@@ -44091,9 +43961,9 @@
       <w:szCs w:val="28"/>
     </w:rPr>
   </w:style>
-  <w:style w:type="paragraph" w:styleId="921">
+  <w:style w:type="paragraph" w:styleId="938">
     <w:name w:val="Heading 2"/>
-    <w:basedOn w:val="920"/>
+    <w:basedOn w:val="937"/>
     <w:qFormat/>
     <w:pPr>
       <w:suppressLineNumbers w:val="false"/>
@@ -44109,7 +43979,7 @@
       <w:szCs w:val="28"/>
     </w:rPr>
   </w:style>
-  <w:style w:type="paragraph" w:styleId="922">
+  <w:style w:type="paragraph" w:styleId="939">
     <w:name w:val="Heading 3"/>
     <w:qFormat/>
     <w:pPr>
@@ -44123,7 +43993,7 @@
       <w:szCs w:val="24"/>
     </w:rPr>
   </w:style>
-  <w:style w:type="paragraph" w:styleId="923">
+  <w:style w:type="paragraph" w:styleId="940">
     <w:name w:val="Heading 4"/>
     <w:qFormat/>
     <w:pPr>
@@ -44137,7 +44007,7 @@
       <w:color w:val="2e74b5"/>
     </w:rPr>
   </w:style>
-  <w:style w:type="paragraph" w:styleId="924">
+  <w:style w:type="paragraph" w:styleId="941">
     <w:name w:val="Heading 5"/>
     <w:qFormat/>
     <w:pPr>
@@ -44149,7 +44019,7 @@
       <w:color w:val="2e74b5"/>
     </w:rPr>
   </w:style>
-  <w:style w:type="paragraph" w:styleId="925">
+  <w:style w:type="paragraph" w:styleId="942">
     <w:name w:val="Heading 6"/>
     <w:qFormat/>
     <w:pPr>
@@ -44161,7 +44031,7 @@
       <w:color w:val="1f4d78"/>
     </w:rPr>
   </w:style>
-  <w:style w:type="paragraph" w:styleId="926">
+  <w:style w:type="paragraph" w:styleId="943">
     <w:name w:val="Strong"/>
     <w:qFormat/>
     <w:pPr>
@@ -44174,7 +44044,7 @@
       <w:bCs/>
     </w:rPr>
   </w:style>
-  <w:style w:type="paragraph" w:styleId="927">
+  <w:style w:type="paragraph" w:styleId="944">
     <w:name w:val="List Paragraph"/>
     <w:qFormat/>
     <w:pPr>
@@ -44189,7 +44059,7 @@
       <w:jc w:val="both"/>
     </w:pPr>
   </w:style>
-  <w:style w:type="character" w:styleId="928">
+  <w:style w:type="character" w:styleId="945">
     <w:name w:val="Hyperlink"/>
     <w:uiPriority w:val="99"/>
     <w:unhideWhenUsed/>
@@ -44203,7 +44073,7 @@
       <w:u w:val="single"/>
     </w:rPr>
   </w:style>
-  <w:style w:type="character" w:styleId="929">
+  <w:style w:type="character" w:styleId="946">
     <w:name w:val="footnote reference"/>
     <w:uiPriority w:val="99"/>
     <w:semiHidden/>
@@ -44217,9 +44087,9 @@
       <w:vertAlign w:val="superscript"/>
     </w:rPr>
   </w:style>
-  <w:style w:type="paragraph" w:styleId="930">
+  <w:style w:type="paragraph" w:styleId="947">
     <w:name w:val="footnote text"/>
-    <w:link w:val="931"/>
+    <w:link w:val="948"/>
     <w:uiPriority w:val="99"/>
     <w:semiHidden/>
     <w:unhideWhenUsed/>
@@ -44233,9 +44103,9 @@
       <w:szCs w:val="20"/>
     </w:rPr>
   </w:style>
-  <w:style w:type="character" w:styleId="931">
+  <w:style w:type="character" w:styleId="948">
     <w:name w:val="Footnote Text Char"/>
-    <w:link w:val="930"/>
+    <w:link w:val="947"/>
     <w:uiPriority w:val="99"/>
     <w:semiHidden/>
     <w:unhideWhenUsed/>
@@ -44249,7 +44119,7 @@
       <w:szCs w:val="20"/>
     </w:rPr>
   </w:style>
-  <w:style w:type="character" w:styleId="932">
+  <w:style w:type="character" w:styleId="949">
     <w:name w:val="endnote reference"/>
     <w:uiPriority w:val="99"/>
     <w:semiHidden/>
@@ -44263,9 +44133,9 @@
       <w:vertAlign w:val="superscript"/>
     </w:rPr>
   </w:style>
-  <w:style w:type="paragraph" w:styleId="933">
+  <w:style w:type="paragraph" w:styleId="950">
     <w:name w:val="endnote text"/>
-    <w:link w:val="934"/>
+    <w:link w:val="951"/>
     <w:uiPriority w:val="99"/>
     <w:semiHidden/>
     <w:unhideWhenUsed/>
@@ -44279,9 +44149,9 @@
       <w:szCs w:val="20"/>
     </w:rPr>
   </w:style>
-  <w:style w:type="character" w:styleId="934">
+  <w:style w:type="character" w:styleId="951">
     <w:name w:val="Endnote Text Char"/>
-    <w:link w:val="933"/>
+    <w:link w:val="950"/>
     <w:uiPriority w:val="99"/>
     <w:semiHidden/>
     <w:unhideWhenUsed/>
